--- a/notes_28Apr2023.docx
+++ b/notes_28Apr2023.docx
@@ -48,8 +48,3632 @@
       </w:r>
     </w:p>
     <w:p>
+      <w:pPr>
+        <w:pBdr>
+          <w:bottom w:val="single" w:sz="6" w:space="1" w:color="auto"/>
+        </w:pBdr>
+      </w:pPr>
       <w:r>
         <w:t>Wave 2 Day 5</w:t>
+      </w:r>
+    </w:p>
+    <w:p>
+      <w:pPr>
+        <w:rPr>
+          <w:rFonts w:ascii="Helvetica" w:hAnsi="Helvetica" w:cs="Helvetica"/>
+          <w:color w:val="1F1F1F"/>
+          <w:sz w:val="33"/>
+          <w:szCs w:val="33"/>
+          <w:shd w:val="clear" w:color="auto" w:fill="FFFFFF"/>
+        </w:rPr>
+      </w:pPr>
+      <w:r>
+        <w:rPr>
+          <w:rFonts w:ascii="Helvetica" w:hAnsi="Helvetica" w:cs="Helvetica"/>
+          <w:color w:val="1F1F1F"/>
+          <w:sz w:val="33"/>
+          <w:szCs w:val="33"/>
+          <w:shd w:val="clear" w:color="auto" w:fill="FFFFFF"/>
+        </w:rPr>
+        <w:t>PRACTICE QUESTIONS DAY 5 | WAVE II</w:t>
+      </w:r>
+    </w:p>
+    <w:p>
+      <w:pPr>
+        <w:pStyle w:val="m6548637099205404649msolistparagraph"/>
+        <w:numPr>
+          <w:ilvl w:val="0"/>
+          <w:numId w:val="13"/>
+        </w:numPr>
+        <w:shd w:val="clear" w:color="auto" w:fill="FFFFFF"/>
+        <w:spacing w:before="0" w:beforeAutospacing="0" w:after="0" w:afterAutospacing="0"/>
+        <w:rPr>
+          <w:rFonts w:ascii="Calibri" w:hAnsi="Calibri" w:cs="Calibri"/>
+          <w:color w:val="222222"/>
+          <w:sz w:val="22"/>
+          <w:szCs w:val="22"/>
+        </w:rPr>
+      </w:pPr>
+      <w:hyperlink r:id="rId5" w:tgtFrame="_blank" w:history="1">
+        <w:r>
+          <w:rPr>
+            <w:rStyle w:val="Hyperlink"/>
+            <w:rFonts w:ascii="Calibri" w:hAnsi="Calibri" w:cs="Calibri"/>
+            <w:b/>
+            <w:bCs/>
+            <w:color w:val="1155CC"/>
+          </w:rPr>
+          <w:t>Armstrong Numbers</w:t>
+        </w:r>
+      </w:hyperlink>
+    </w:p>
+    <w:p>
+      <w:pPr>
+        <w:pStyle w:val="m6548637099205404649msolistparagraph"/>
+        <w:numPr>
+          <w:ilvl w:val="0"/>
+          <w:numId w:val="13"/>
+        </w:numPr>
+        <w:shd w:val="clear" w:color="auto" w:fill="FFFFFF"/>
+        <w:spacing w:before="0" w:beforeAutospacing="0" w:after="0" w:afterAutospacing="0"/>
+        <w:rPr>
+          <w:rFonts w:ascii="Calibri" w:hAnsi="Calibri" w:cs="Calibri"/>
+          <w:color w:val="222222"/>
+          <w:sz w:val="22"/>
+          <w:szCs w:val="22"/>
+        </w:rPr>
+      </w:pPr>
+      <w:hyperlink r:id="rId6" w:tgtFrame="_blank" w:history="1">
+        <w:r>
+          <w:rPr>
+            <w:rStyle w:val="Hyperlink"/>
+            <w:rFonts w:ascii="Calibri" w:hAnsi="Calibri" w:cs="Calibri"/>
+            <w:b/>
+            <w:bCs/>
+            <w:color w:val="1155CC"/>
+          </w:rPr>
+          <w:t>Replace all 0's with 5</w:t>
+        </w:r>
+      </w:hyperlink>
+    </w:p>
+    <w:p>
+      <w:pPr>
+        <w:pStyle w:val="m6548637099205404649msolistparagraph"/>
+        <w:numPr>
+          <w:ilvl w:val="0"/>
+          <w:numId w:val="13"/>
+        </w:numPr>
+        <w:shd w:val="clear" w:color="auto" w:fill="FFFFFF"/>
+        <w:spacing w:before="0" w:beforeAutospacing="0" w:after="0" w:afterAutospacing="0"/>
+        <w:rPr>
+          <w:rFonts w:ascii="Calibri" w:hAnsi="Calibri" w:cs="Calibri"/>
+          <w:color w:val="222222"/>
+          <w:sz w:val="22"/>
+          <w:szCs w:val="22"/>
+        </w:rPr>
+      </w:pPr>
+      <w:hyperlink r:id="rId7" w:tgtFrame="_blank" w:history="1">
+        <w:r>
+          <w:rPr>
+            <w:rStyle w:val="Hyperlink"/>
+            <w:rFonts w:ascii="Calibri" w:hAnsi="Calibri" w:cs="Calibri"/>
+            <w:b/>
+            <w:bCs/>
+            <w:color w:val="1155CC"/>
+          </w:rPr>
+          <w:t>Swap two numbers</w:t>
+        </w:r>
+      </w:hyperlink>
+    </w:p>
+    <w:p/>
+    <w:p>
+      <w:r>
+        <w:t>Completed the challenge discussion.</w:t>
+      </w:r>
+    </w:p>
+    <w:p/>
+    <w:p>
+      <w:proofErr w:type="spellStart"/>
+      <w:r>
+        <w:t>Handson</w:t>
+      </w:r>
+      <w:proofErr w:type="spellEnd"/>
+      <w:r>
+        <w:t xml:space="preserve"> Task:</w:t>
+      </w:r>
+    </w:p>
+    <w:p>
+      <w:r>
+        <w:t xml:space="preserve">Java Mock 27 </w:t>
+      </w:r>
+      <w:proofErr w:type="spellStart"/>
+      <w:r>
+        <w:t>Req</w:t>
+      </w:r>
+      <w:proofErr w:type="spellEnd"/>
+      <w:r>
+        <w:t xml:space="preserve"> # 5</w:t>
+      </w:r>
+    </w:p>
+    <w:p>
+      <w:r>
+        <w:t xml:space="preserve">import </w:t>
+      </w:r>
+      <w:proofErr w:type="spellStart"/>
+      <w:proofErr w:type="gramStart"/>
+      <w:r>
+        <w:t>java.util</w:t>
+      </w:r>
+      <w:proofErr w:type="gramEnd"/>
+      <w:r>
+        <w:t>.Date</w:t>
+      </w:r>
+      <w:proofErr w:type="spellEnd"/>
+      <w:r>
+        <w:t>;</w:t>
+      </w:r>
+    </w:p>
+    <w:p>
+      <w:r>
+        <w:t xml:space="preserve">import </w:t>
+      </w:r>
+      <w:proofErr w:type="spellStart"/>
+      <w:proofErr w:type="gramStart"/>
+      <w:r>
+        <w:t>java.util</w:t>
+      </w:r>
+      <w:proofErr w:type="gramEnd"/>
+      <w:r>
+        <w:t>.List</w:t>
+      </w:r>
+      <w:proofErr w:type="spellEnd"/>
+      <w:r>
+        <w:t>;</w:t>
+      </w:r>
+    </w:p>
+    <w:p/>
+    <w:p>
+      <w:r>
+        <w:t>public class Song {</w:t>
+      </w:r>
+    </w:p>
+    <w:p>
+      <w:r>
+        <w:tab/>
+        <w:t>private String title;</w:t>
+      </w:r>
+    </w:p>
+    <w:p>
+      <w:r>
+        <w:tab/>
+        <w:t>private String genre;</w:t>
+      </w:r>
+    </w:p>
+    <w:p>
+      <w:r>
+        <w:tab/>
+        <w:t>private Date duration;</w:t>
+      </w:r>
+    </w:p>
+    <w:p>
+      <w:r>
+        <w:tab/>
+        <w:t>private Double rating;</w:t>
+      </w:r>
+    </w:p>
+    <w:p>
+      <w:r>
+        <w:tab/>
+        <w:t xml:space="preserve">private List&lt;Artist&gt; </w:t>
+      </w:r>
+      <w:proofErr w:type="spellStart"/>
+      <w:r>
+        <w:t>artistList</w:t>
+      </w:r>
+      <w:proofErr w:type="spellEnd"/>
+      <w:r>
+        <w:t>;</w:t>
+      </w:r>
+    </w:p>
+    <w:p>
+      <w:r>
+        <w:tab/>
+      </w:r>
+    </w:p>
+    <w:p>
+      <w:r>
+        <w:tab/>
+        <w:t xml:space="preserve">public </w:t>
+      </w:r>
+      <w:proofErr w:type="gramStart"/>
+      <w:r>
+        <w:t>Song(</w:t>
+      </w:r>
+      <w:proofErr w:type="gramEnd"/>
+      <w:r>
+        <w:t>) {}</w:t>
+      </w:r>
+    </w:p>
+    <w:p/>
+    <w:p>
+      <w:r>
+        <w:tab/>
+        <w:t xml:space="preserve">public </w:t>
+      </w:r>
+      <w:proofErr w:type="gramStart"/>
+      <w:r>
+        <w:t>Song(</w:t>
+      </w:r>
+      <w:proofErr w:type="gramEnd"/>
+      <w:r>
+        <w:t xml:space="preserve">String title, String genre, Date duration, Double rating, List&lt;Artist&gt; </w:t>
+      </w:r>
+      <w:proofErr w:type="spellStart"/>
+      <w:r>
+        <w:t>artistList</w:t>
+      </w:r>
+      <w:proofErr w:type="spellEnd"/>
+      <w:r>
+        <w:t>) {</w:t>
+      </w:r>
+    </w:p>
+    <w:p>
+      <w:r>
+        <w:tab/>
+      </w:r>
+      <w:r>
+        <w:tab/>
+      </w:r>
+      <w:proofErr w:type="gramStart"/>
+      <w:r>
+        <w:t>super(</w:t>
+      </w:r>
+      <w:proofErr w:type="gramEnd"/>
+      <w:r>
+        <w:t>);</w:t>
+      </w:r>
+    </w:p>
+    <w:p>
+      <w:r>
+        <w:lastRenderedPageBreak/>
+        <w:tab/>
+      </w:r>
+      <w:r>
+        <w:tab/>
+      </w:r>
+      <w:proofErr w:type="spellStart"/>
+      <w:proofErr w:type="gramStart"/>
+      <w:r>
+        <w:t>this.title</w:t>
+      </w:r>
+      <w:proofErr w:type="spellEnd"/>
+      <w:proofErr w:type="gramEnd"/>
+      <w:r>
+        <w:t xml:space="preserve"> = title;</w:t>
+      </w:r>
+    </w:p>
+    <w:p>
+      <w:r>
+        <w:tab/>
+      </w:r>
+      <w:r>
+        <w:tab/>
+      </w:r>
+      <w:proofErr w:type="spellStart"/>
+      <w:proofErr w:type="gramStart"/>
+      <w:r>
+        <w:t>this.genre</w:t>
+      </w:r>
+      <w:proofErr w:type="spellEnd"/>
+      <w:proofErr w:type="gramEnd"/>
+      <w:r>
+        <w:t xml:space="preserve"> = genre;</w:t>
+      </w:r>
+    </w:p>
+    <w:p>
+      <w:r>
+        <w:tab/>
+      </w:r>
+      <w:r>
+        <w:tab/>
+      </w:r>
+      <w:proofErr w:type="spellStart"/>
+      <w:proofErr w:type="gramStart"/>
+      <w:r>
+        <w:t>this.duration</w:t>
+      </w:r>
+      <w:proofErr w:type="spellEnd"/>
+      <w:proofErr w:type="gramEnd"/>
+      <w:r>
+        <w:t xml:space="preserve"> = duration;</w:t>
+      </w:r>
+    </w:p>
+    <w:p>
+      <w:r>
+        <w:tab/>
+      </w:r>
+      <w:r>
+        <w:tab/>
+      </w:r>
+      <w:proofErr w:type="spellStart"/>
+      <w:proofErr w:type="gramStart"/>
+      <w:r>
+        <w:t>this.rating</w:t>
+      </w:r>
+      <w:proofErr w:type="spellEnd"/>
+      <w:proofErr w:type="gramEnd"/>
+      <w:r>
+        <w:t xml:space="preserve"> = rating;</w:t>
+      </w:r>
+    </w:p>
+    <w:p>
+      <w:r>
+        <w:tab/>
+      </w:r>
+      <w:r>
+        <w:tab/>
+      </w:r>
+      <w:proofErr w:type="spellStart"/>
+      <w:proofErr w:type="gramStart"/>
+      <w:r>
+        <w:t>this.artistList</w:t>
+      </w:r>
+      <w:proofErr w:type="spellEnd"/>
+      <w:proofErr w:type="gramEnd"/>
+      <w:r>
+        <w:t xml:space="preserve"> = </w:t>
+      </w:r>
+      <w:proofErr w:type="spellStart"/>
+      <w:r>
+        <w:t>artistList</w:t>
+      </w:r>
+      <w:proofErr w:type="spellEnd"/>
+      <w:r>
+        <w:t>;</w:t>
+      </w:r>
+    </w:p>
+    <w:p>
+      <w:r>
+        <w:tab/>
+        <w:t>}</w:t>
+      </w:r>
+    </w:p>
+    <w:p/>
+    <w:p>
+      <w:r>
+        <w:tab/>
+        <w:t xml:space="preserve">public String </w:t>
+      </w:r>
+      <w:proofErr w:type="spellStart"/>
+      <w:proofErr w:type="gramStart"/>
+      <w:r>
+        <w:t>getTitle</w:t>
+      </w:r>
+      <w:proofErr w:type="spellEnd"/>
+      <w:r>
+        <w:t>(</w:t>
+      </w:r>
+      <w:proofErr w:type="gramEnd"/>
+      <w:r>
+        <w:t>) {</w:t>
+      </w:r>
+    </w:p>
+    <w:p>
+      <w:r>
+        <w:tab/>
+      </w:r>
+      <w:r>
+        <w:tab/>
+        <w:t>return title;</w:t>
+      </w:r>
+    </w:p>
+    <w:p>
+      <w:r>
+        <w:tab/>
+        <w:t>}</w:t>
+      </w:r>
+    </w:p>
+    <w:p/>
+    <w:p>
+      <w:r>
+        <w:tab/>
+        <w:t xml:space="preserve">public void </w:t>
+      </w:r>
+      <w:proofErr w:type="spellStart"/>
+      <w:proofErr w:type="gramStart"/>
+      <w:r>
+        <w:t>setTitle</w:t>
+      </w:r>
+      <w:proofErr w:type="spellEnd"/>
+      <w:r>
+        <w:t>(</w:t>
+      </w:r>
+      <w:proofErr w:type="gramEnd"/>
+      <w:r>
+        <w:t>String title) {</w:t>
+      </w:r>
+    </w:p>
+    <w:p>
+      <w:r>
+        <w:tab/>
+      </w:r>
+      <w:r>
+        <w:tab/>
+      </w:r>
+      <w:proofErr w:type="spellStart"/>
+      <w:proofErr w:type="gramStart"/>
+      <w:r>
+        <w:t>this.title</w:t>
+      </w:r>
+      <w:proofErr w:type="spellEnd"/>
+      <w:proofErr w:type="gramEnd"/>
+      <w:r>
+        <w:t xml:space="preserve"> = title;</w:t>
+      </w:r>
+    </w:p>
+    <w:p>
+      <w:r>
+        <w:tab/>
+        <w:t>}</w:t>
+      </w:r>
+    </w:p>
+    <w:p/>
+    <w:p>
+      <w:r>
+        <w:tab/>
+        <w:t xml:space="preserve">public String </w:t>
+      </w:r>
+      <w:proofErr w:type="spellStart"/>
+      <w:proofErr w:type="gramStart"/>
+      <w:r>
+        <w:t>getGenre</w:t>
+      </w:r>
+      <w:proofErr w:type="spellEnd"/>
+      <w:r>
+        <w:t>(</w:t>
+      </w:r>
+      <w:proofErr w:type="gramEnd"/>
+      <w:r>
+        <w:t>) {</w:t>
+      </w:r>
+    </w:p>
+    <w:p>
+      <w:r>
+        <w:tab/>
+      </w:r>
+      <w:r>
+        <w:tab/>
+        <w:t>return genre;</w:t>
+      </w:r>
+    </w:p>
+    <w:p>
+      <w:r>
+        <w:tab/>
+        <w:t>}</w:t>
+      </w:r>
+    </w:p>
+    <w:p/>
+    <w:p>
+      <w:r>
+        <w:tab/>
+        <w:t xml:space="preserve">public void </w:t>
+      </w:r>
+      <w:proofErr w:type="spellStart"/>
+      <w:proofErr w:type="gramStart"/>
+      <w:r>
+        <w:t>setGenre</w:t>
+      </w:r>
+      <w:proofErr w:type="spellEnd"/>
+      <w:r>
+        <w:t>(</w:t>
+      </w:r>
+      <w:proofErr w:type="gramEnd"/>
+      <w:r>
+        <w:t>String genre) {</w:t>
+      </w:r>
+    </w:p>
+    <w:p>
+      <w:r>
+        <w:tab/>
+      </w:r>
+      <w:r>
+        <w:tab/>
+      </w:r>
+      <w:proofErr w:type="spellStart"/>
+      <w:proofErr w:type="gramStart"/>
+      <w:r>
+        <w:t>this.genre</w:t>
+      </w:r>
+      <w:proofErr w:type="spellEnd"/>
+      <w:proofErr w:type="gramEnd"/>
+      <w:r>
+        <w:t xml:space="preserve"> = genre;</w:t>
+      </w:r>
+    </w:p>
+    <w:p>
+      <w:r>
+        <w:tab/>
+        <w:t>}</w:t>
+      </w:r>
+    </w:p>
+    <w:p/>
+    <w:p>
+      <w:r>
+        <w:tab/>
+        <w:t xml:space="preserve">public Date </w:t>
+      </w:r>
+      <w:proofErr w:type="spellStart"/>
+      <w:proofErr w:type="gramStart"/>
+      <w:r>
+        <w:t>getDuration</w:t>
+      </w:r>
+      <w:proofErr w:type="spellEnd"/>
+      <w:r>
+        <w:t>(</w:t>
+      </w:r>
+      <w:proofErr w:type="gramEnd"/>
+      <w:r>
+        <w:t>) {</w:t>
+      </w:r>
+    </w:p>
+    <w:p>
+      <w:r>
+        <w:tab/>
+      </w:r>
+      <w:r>
+        <w:tab/>
+        <w:t>return duration;</w:t>
+      </w:r>
+    </w:p>
+    <w:p>
+      <w:r>
+        <w:tab/>
+        <w:t>}</w:t>
+      </w:r>
+    </w:p>
+    <w:p/>
+    <w:p>
+      <w:r>
+        <w:tab/>
+        <w:t xml:space="preserve">public void </w:t>
+      </w:r>
+      <w:proofErr w:type="spellStart"/>
+      <w:proofErr w:type="gramStart"/>
+      <w:r>
+        <w:t>setDuration</w:t>
+      </w:r>
+      <w:proofErr w:type="spellEnd"/>
+      <w:r>
+        <w:t>(</w:t>
+      </w:r>
+      <w:proofErr w:type="gramEnd"/>
+      <w:r>
+        <w:t>Date duration) {</w:t>
+      </w:r>
+    </w:p>
+    <w:p>
+      <w:r>
+        <w:tab/>
+      </w:r>
+      <w:r>
+        <w:tab/>
+      </w:r>
+      <w:proofErr w:type="spellStart"/>
+      <w:proofErr w:type="gramStart"/>
+      <w:r>
+        <w:t>this.duration</w:t>
+      </w:r>
+      <w:proofErr w:type="spellEnd"/>
+      <w:proofErr w:type="gramEnd"/>
+      <w:r>
+        <w:t xml:space="preserve"> = duration;</w:t>
+      </w:r>
+    </w:p>
+    <w:p>
+      <w:r>
+        <w:tab/>
+        <w:t>}</w:t>
+      </w:r>
+    </w:p>
+    <w:p/>
+    <w:p>
+      <w:r>
+        <w:lastRenderedPageBreak/>
+        <w:tab/>
+        <w:t xml:space="preserve">public Double </w:t>
+      </w:r>
+      <w:proofErr w:type="spellStart"/>
+      <w:proofErr w:type="gramStart"/>
+      <w:r>
+        <w:t>getRating</w:t>
+      </w:r>
+      <w:proofErr w:type="spellEnd"/>
+      <w:r>
+        <w:t>(</w:t>
+      </w:r>
+      <w:proofErr w:type="gramEnd"/>
+      <w:r>
+        <w:t>) {</w:t>
+      </w:r>
+    </w:p>
+    <w:p>
+      <w:r>
+        <w:tab/>
+      </w:r>
+      <w:r>
+        <w:tab/>
+        <w:t>return rating;</w:t>
+      </w:r>
+    </w:p>
+    <w:p>
+      <w:r>
+        <w:tab/>
+        <w:t>}</w:t>
+      </w:r>
+    </w:p>
+    <w:p/>
+    <w:p>
+      <w:r>
+        <w:tab/>
+        <w:t xml:space="preserve">public void </w:t>
+      </w:r>
+      <w:proofErr w:type="spellStart"/>
+      <w:proofErr w:type="gramStart"/>
+      <w:r>
+        <w:t>setRating</w:t>
+      </w:r>
+      <w:proofErr w:type="spellEnd"/>
+      <w:r>
+        <w:t>(</w:t>
+      </w:r>
+      <w:proofErr w:type="gramEnd"/>
+      <w:r>
+        <w:t>Double rating) {</w:t>
+      </w:r>
+    </w:p>
+    <w:p>
+      <w:r>
+        <w:tab/>
+      </w:r>
+      <w:r>
+        <w:tab/>
+      </w:r>
+      <w:proofErr w:type="spellStart"/>
+      <w:proofErr w:type="gramStart"/>
+      <w:r>
+        <w:t>this.rating</w:t>
+      </w:r>
+      <w:proofErr w:type="spellEnd"/>
+      <w:proofErr w:type="gramEnd"/>
+      <w:r>
+        <w:t xml:space="preserve"> = rating;</w:t>
+      </w:r>
+    </w:p>
+    <w:p>
+      <w:r>
+        <w:tab/>
+        <w:t>}</w:t>
+      </w:r>
+    </w:p>
+    <w:p/>
+    <w:p>
+      <w:r>
+        <w:tab/>
+        <w:t xml:space="preserve">public List&lt;Artist&gt; </w:t>
+      </w:r>
+      <w:proofErr w:type="spellStart"/>
+      <w:proofErr w:type="gramStart"/>
+      <w:r>
+        <w:t>getArtistList</w:t>
+      </w:r>
+      <w:proofErr w:type="spellEnd"/>
+      <w:r>
+        <w:t>(</w:t>
+      </w:r>
+      <w:proofErr w:type="gramEnd"/>
+      <w:r>
+        <w:t>) {</w:t>
+      </w:r>
+    </w:p>
+    <w:p>
+      <w:r>
+        <w:tab/>
+      </w:r>
+      <w:r>
+        <w:tab/>
+        <w:t xml:space="preserve">return </w:t>
+      </w:r>
+      <w:proofErr w:type="spellStart"/>
+      <w:r>
+        <w:t>artistList</w:t>
+      </w:r>
+      <w:proofErr w:type="spellEnd"/>
+      <w:r>
+        <w:t>;</w:t>
+      </w:r>
+    </w:p>
+    <w:p>
+      <w:r>
+        <w:tab/>
+        <w:t>}</w:t>
+      </w:r>
+    </w:p>
+    <w:p/>
+    <w:p>
+      <w:r>
+        <w:tab/>
+        <w:t xml:space="preserve">public void </w:t>
+      </w:r>
+      <w:proofErr w:type="spellStart"/>
+      <w:proofErr w:type="gramStart"/>
+      <w:r>
+        <w:t>setArtistList</w:t>
+      </w:r>
+      <w:proofErr w:type="spellEnd"/>
+      <w:r>
+        <w:t>(</w:t>
+      </w:r>
+      <w:proofErr w:type="gramEnd"/>
+      <w:r>
+        <w:t xml:space="preserve">List&lt;Artist&gt; </w:t>
+      </w:r>
+      <w:proofErr w:type="spellStart"/>
+      <w:r>
+        <w:t>artistList</w:t>
+      </w:r>
+      <w:proofErr w:type="spellEnd"/>
+      <w:r>
+        <w:t>) {</w:t>
+      </w:r>
+    </w:p>
+    <w:p>
+      <w:r>
+        <w:tab/>
+      </w:r>
+      <w:r>
+        <w:tab/>
+      </w:r>
+      <w:proofErr w:type="spellStart"/>
+      <w:proofErr w:type="gramStart"/>
+      <w:r>
+        <w:t>this.artistList</w:t>
+      </w:r>
+      <w:proofErr w:type="spellEnd"/>
+      <w:proofErr w:type="gramEnd"/>
+      <w:r>
+        <w:t xml:space="preserve"> = </w:t>
+      </w:r>
+      <w:proofErr w:type="spellStart"/>
+      <w:r>
+        <w:t>artistList</w:t>
+      </w:r>
+      <w:proofErr w:type="spellEnd"/>
+      <w:r>
+        <w:t>;</w:t>
+      </w:r>
+    </w:p>
+    <w:p>
+      <w:r>
+        <w:tab/>
+        <w:t>}</w:t>
+      </w:r>
+    </w:p>
+    <w:p>
+      <w:r>
+        <w:tab/>
+      </w:r>
+    </w:p>
+    <w:p>
+      <w:r>
+        <w:t>}</w:t>
+      </w:r>
+    </w:p>
+    <w:p>
+      <w:r>
+        <w:t>//-----------------------------------</w:t>
+      </w:r>
+    </w:p>
+    <w:p>
+      <w:r>
+        <w:t xml:space="preserve">import </w:t>
+      </w:r>
+      <w:proofErr w:type="spellStart"/>
+      <w:r>
+        <w:t>java.</w:t>
+      </w:r>
+      <w:proofErr w:type="gramStart"/>
+      <w:r>
+        <w:t>text.ParseException</w:t>
+      </w:r>
+      <w:proofErr w:type="spellEnd"/>
+      <w:proofErr w:type="gramEnd"/>
+      <w:r>
+        <w:t>;</w:t>
+      </w:r>
+    </w:p>
+    <w:p>
+      <w:r>
+        <w:t xml:space="preserve">import </w:t>
+      </w:r>
+      <w:proofErr w:type="spellStart"/>
+      <w:r>
+        <w:t>java.</w:t>
+      </w:r>
+      <w:proofErr w:type="gramStart"/>
+      <w:r>
+        <w:t>text.SimpleDateFormat</w:t>
+      </w:r>
+      <w:proofErr w:type="spellEnd"/>
+      <w:proofErr w:type="gramEnd"/>
+      <w:r>
+        <w:t>;</w:t>
+      </w:r>
+    </w:p>
+    <w:p>
+      <w:r>
+        <w:t xml:space="preserve">import </w:t>
+      </w:r>
+      <w:proofErr w:type="spellStart"/>
+      <w:proofErr w:type="gramStart"/>
+      <w:r>
+        <w:t>java.util</w:t>
+      </w:r>
+      <w:proofErr w:type="gramEnd"/>
+      <w:r>
+        <w:t>.ArrayList</w:t>
+      </w:r>
+      <w:proofErr w:type="spellEnd"/>
+      <w:r>
+        <w:t>;</w:t>
+      </w:r>
+    </w:p>
+    <w:p>
+      <w:r>
+        <w:t xml:space="preserve">import </w:t>
+      </w:r>
+      <w:proofErr w:type="spellStart"/>
+      <w:proofErr w:type="gramStart"/>
+      <w:r>
+        <w:t>java.util</w:t>
+      </w:r>
+      <w:proofErr w:type="gramEnd"/>
+      <w:r>
+        <w:t>.Date</w:t>
+      </w:r>
+      <w:proofErr w:type="spellEnd"/>
+      <w:r>
+        <w:t>;</w:t>
+      </w:r>
+    </w:p>
+    <w:p>
+      <w:r>
+        <w:t xml:space="preserve">import </w:t>
+      </w:r>
+      <w:proofErr w:type="spellStart"/>
+      <w:proofErr w:type="gramStart"/>
+      <w:r>
+        <w:t>java.util</w:t>
+      </w:r>
+      <w:proofErr w:type="gramEnd"/>
+      <w:r>
+        <w:t>.List</w:t>
+      </w:r>
+      <w:proofErr w:type="spellEnd"/>
+      <w:r>
+        <w:t>;</w:t>
+      </w:r>
+    </w:p>
+    <w:p/>
+    <w:p>
+      <w:r>
+        <w:t>public class Artist {</w:t>
+      </w:r>
+    </w:p>
+    <w:p>
+      <w:r>
+        <w:tab/>
+        <w:t>private String name;</w:t>
+      </w:r>
+    </w:p>
+    <w:p>
+      <w:r>
+        <w:tab/>
+        <w:t>private String role;</w:t>
+      </w:r>
+    </w:p>
+    <w:p>
+      <w:r>
+        <w:tab/>
+        <w:t>private String gender;</w:t>
+      </w:r>
+    </w:p>
+    <w:p>
+      <w:r>
+        <w:tab/>
+        <w:t>private Date dob;</w:t>
+      </w:r>
+    </w:p>
+    <w:p>
+      <w:r>
+        <w:tab/>
+        <w:t xml:space="preserve">private List&lt;Song&gt; </w:t>
+      </w:r>
+      <w:proofErr w:type="spellStart"/>
+      <w:r>
+        <w:t>songList</w:t>
+      </w:r>
+      <w:proofErr w:type="spellEnd"/>
+      <w:r>
+        <w:t>;</w:t>
+      </w:r>
+    </w:p>
+    <w:p>
+      <w:r>
+        <w:tab/>
+      </w:r>
+    </w:p>
+    <w:p>
+      <w:r>
+        <w:lastRenderedPageBreak/>
+        <w:tab/>
+        <w:t xml:space="preserve">public </w:t>
+      </w:r>
+      <w:proofErr w:type="gramStart"/>
+      <w:r>
+        <w:t>Artist(</w:t>
+      </w:r>
+      <w:proofErr w:type="gramEnd"/>
+      <w:r>
+        <w:t>) {}</w:t>
+      </w:r>
+    </w:p>
+    <w:p/>
+    <w:p>
+      <w:r>
+        <w:tab/>
+        <w:t xml:space="preserve">public </w:t>
+      </w:r>
+      <w:proofErr w:type="gramStart"/>
+      <w:r>
+        <w:t>Artist(</w:t>
+      </w:r>
+      <w:proofErr w:type="gramEnd"/>
+      <w:r>
+        <w:t xml:space="preserve">String name, String role, String gender, Date dob, List&lt;Song&gt; </w:t>
+      </w:r>
+      <w:proofErr w:type="spellStart"/>
+      <w:r>
+        <w:t>songList</w:t>
+      </w:r>
+      <w:proofErr w:type="spellEnd"/>
+      <w:r>
+        <w:t>) {</w:t>
+      </w:r>
+    </w:p>
+    <w:p>
+      <w:r>
+        <w:tab/>
+      </w:r>
+      <w:r>
+        <w:tab/>
+      </w:r>
+      <w:proofErr w:type="gramStart"/>
+      <w:r>
+        <w:t>super(</w:t>
+      </w:r>
+      <w:proofErr w:type="gramEnd"/>
+      <w:r>
+        <w:t>);</w:t>
+      </w:r>
+    </w:p>
+    <w:p>
+      <w:r>
+        <w:tab/>
+      </w:r>
+      <w:r>
+        <w:tab/>
+        <w:t>this.name = name;</w:t>
+      </w:r>
+    </w:p>
+    <w:p>
+      <w:r>
+        <w:tab/>
+      </w:r>
+      <w:r>
+        <w:tab/>
+      </w:r>
+      <w:proofErr w:type="spellStart"/>
+      <w:proofErr w:type="gramStart"/>
+      <w:r>
+        <w:t>this.role</w:t>
+      </w:r>
+      <w:proofErr w:type="spellEnd"/>
+      <w:proofErr w:type="gramEnd"/>
+      <w:r>
+        <w:t xml:space="preserve"> = role;</w:t>
+      </w:r>
+    </w:p>
+    <w:p>
+      <w:r>
+        <w:tab/>
+      </w:r>
+      <w:r>
+        <w:tab/>
+      </w:r>
+      <w:proofErr w:type="spellStart"/>
+      <w:proofErr w:type="gramStart"/>
+      <w:r>
+        <w:t>this.gender</w:t>
+      </w:r>
+      <w:proofErr w:type="spellEnd"/>
+      <w:proofErr w:type="gramEnd"/>
+      <w:r>
+        <w:t xml:space="preserve"> = gender;</w:t>
+      </w:r>
+    </w:p>
+    <w:p>
+      <w:r>
+        <w:tab/>
+      </w:r>
+      <w:r>
+        <w:tab/>
+      </w:r>
+      <w:proofErr w:type="spellStart"/>
+      <w:r>
+        <w:t>this.dob</w:t>
+      </w:r>
+      <w:proofErr w:type="spellEnd"/>
+      <w:r>
+        <w:t xml:space="preserve"> = dob;</w:t>
+      </w:r>
+    </w:p>
+    <w:p>
+      <w:r>
+        <w:tab/>
+      </w:r>
+      <w:r>
+        <w:tab/>
+      </w:r>
+      <w:proofErr w:type="spellStart"/>
+      <w:proofErr w:type="gramStart"/>
+      <w:r>
+        <w:t>this.songList</w:t>
+      </w:r>
+      <w:proofErr w:type="spellEnd"/>
+      <w:proofErr w:type="gramEnd"/>
+      <w:r>
+        <w:t xml:space="preserve"> = </w:t>
+      </w:r>
+      <w:proofErr w:type="spellStart"/>
+      <w:r>
+        <w:t>songList</w:t>
+      </w:r>
+      <w:proofErr w:type="spellEnd"/>
+      <w:r>
+        <w:t>;</w:t>
+      </w:r>
+    </w:p>
+    <w:p>
+      <w:r>
+        <w:tab/>
+        <w:t>}</w:t>
+      </w:r>
+    </w:p>
+    <w:p/>
+    <w:p>
+      <w:r>
+        <w:tab/>
+        <w:t xml:space="preserve">public String </w:t>
+      </w:r>
+      <w:proofErr w:type="spellStart"/>
+      <w:proofErr w:type="gramStart"/>
+      <w:r>
+        <w:t>getName</w:t>
+      </w:r>
+      <w:proofErr w:type="spellEnd"/>
+      <w:r>
+        <w:t>(</w:t>
+      </w:r>
+      <w:proofErr w:type="gramEnd"/>
+      <w:r>
+        <w:t>) {</w:t>
+      </w:r>
+    </w:p>
+    <w:p>
+      <w:r>
+        <w:tab/>
+      </w:r>
+      <w:r>
+        <w:tab/>
+        <w:t>return name;</w:t>
+      </w:r>
+    </w:p>
+    <w:p>
+      <w:r>
+        <w:tab/>
+        <w:t>}</w:t>
+      </w:r>
+    </w:p>
+    <w:p/>
+    <w:p>
+      <w:r>
+        <w:tab/>
+        <w:t xml:space="preserve">public void </w:t>
+      </w:r>
+      <w:proofErr w:type="spellStart"/>
+      <w:proofErr w:type="gramStart"/>
+      <w:r>
+        <w:t>setName</w:t>
+      </w:r>
+      <w:proofErr w:type="spellEnd"/>
+      <w:r>
+        <w:t>(</w:t>
+      </w:r>
+      <w:proofErr w:type="gramEnd"/>
+      <w:r>
+        <w:t>String name) {</w:t>
+      </w:r>
+    </w:p>
+    <w:p>
+      <w:r>
+        <w:tab/>
+      </w:r>
+      <w:r>
+        <w:tab/>
+        <w:t>this.name = name;</w:t>
+      </w:r>
+    </w:p>
+    <w:p>
+      <w:r>
+        <w:tab/>
+        <w:t>}</w:t>
+      </w:r>
+    </w:p>
+    <w:p/>
+    <w:p>
+      <w:r>
+        <w:tab/>
+        <w:t xml:space="preserve">public String </w:t>
+      </w:r>
+      <w:proofErr w:type="spellStart"/>
+      <w:proofErr w:type="gramStart"/>
+      <w:r>
+        <w:t>getRole</w:t>
+      </w:r>
+      <w:proofErr w:type="spellEnd"/>
+      <w:r>
+        <w:t>(</w:t>
+      </w:r>
+      <w:proofErr w:type="gramEnd"/>
+      <w:r>
+        <w:t>) {</w:t>
+      </w:r>
+    </w:p>
+    <w:p>
+      <w:r>
+        <w:tab/>
+      </w:r>
+      <w:r>
+        <w:tab/>
+        <w:t>return role;</w:t>
+      </w:r>
+    </w:p>
+    <w:p>
+      <w:r>
+        <w:tab/>
+        <w:t>}</w:t>
+      </w:r>
+    </w:p>
+    <w:p/>
+    <w:p>
+      <w:r>
+        <w:tab/>
+        <w:t xml:space="preserve">public void </w:t>
+      </w:r>
+      <w:proofErr w:type="spellStart"/>
+      <w:proofErr w:type="gramStart"/>
+      <w:r>
+        <w:t>setRole</w:t>
+      </w:r>
+      <w:proofErr w:type="spellEnd"/>
+      <w:r>
+        <w:t>(</w:t>
+      </w:r>
+      <w:proofErr w:type="gramEnd"/>
+      <w:r>
+        <w:t>String role) {</w:t>
+      </w:r>
+    </w:p>
+    <w:p>
+      <w:r>
+        <w:tab/>
+      </w:r>
+      <w:r>
+        <w:tab/>
+      </w:r>
+      <w:proofErr w:type="spellStart"/>
+      <w:proofErr w:type="gramStart"/>
+      <w:r>
+        <w:t>this.role</w:t>
+      </w:r>
+      <w:proofErr w:type="spellEnd"/>
+      <w:proofErr w:type="gramEnd"/>
+      <w:r>
+        <w:t xml:space="preserve"> = role;</w:t>
+      </w:r>
+    </w:p>
+    <w:p>
+      <w:r>
+        <w:tab/>
+        <w:t>}</w:t>
+      </w:r>
+    </w:p>
+    <w:p/>
+    <w:p>
+      <w:r>
+        <w:tab/>
+        <w:t xml:space="preserve">public String </w:t>
+      </w:r>
+      <w:proofErr w:type="spellStart"/>
+      <w:proofErr w:type="gramStart"/>
+      <w:r>
+        <w:t>getGender</w:t>
+      </w:r>
+      <w:proofErr w:type="spellEnd"/>
+      <w:r>
+        <w:t>(</w:t>
+      </w:r>
+      <w:proofErr w:type="gramEnd"/>
+      <w:r>
+        <w:t>) {</w:t>
+      </w:r>
+    </w:p>
+    <w:p>
+      <w:r>
+        <w:tab/>
+      </w:r>
+      <w:r>
+        <w:tab/>
+        <w:t>return gender;</w:t>
+      </w:r>
+    </w:p>
+    <w:p>
+      <w:r>
+        <w:tab/>
+        <w:t>}</w:t>
+      </w:r>
+    </w:p>
+    <w:p/>
+    <w:p>
+      <w:r>
+        <w:lastRenderedPageBreak/>
+        <w:tab/>
+        <w:t xml:space="preserve">public void </w:t>
+      </w:r>
+      <w:proofErr w:type="spellStart"/>
+      <w:proofErr w:type="gramStart"/>
+      <w:r>
+        <w:t>setGender</w:t>
+      </w:r>
+      <w:proofErr w:type="spellEnd"/>
+      <w:r>
+        <w:t>(</w:t>
+      </w:r>
+      <w:proofErr w:type="gramEnd"/>
+      <w:r>
+        <w:t>String gender) {</w:t>
+      </w:r>
+    </w:p>
+    <w:p>
+      <w:r>
+        <w:tab/>
+      </w:r>
+      <w:r>
+        <w:tab/>
+      </w:r>
+      <w:proofErr w:type="spellStart"/>
+      <w:proofErr w:type="gramStart"/>
+      <w:r>
+        <w:t>this.gender</w:t>
+      </w:r>
+      <w:proofErr w:type="spellEnd"/>
+      <w:proofErr w:type="gramEnd"/>
+      <w:r>
+        <w:t xml:space="preserve"> = gender;</w:t>
+      </w:r>
+    </w:p>
+    <w:p>
+      <w:r>
+        <w:tab/>
+        <w:t>}</w:t>
+      </w:r>
+    </w:p>
+    <w:p/>
+    <w:p>
+      <w:r>
+        <w:tab/>
+        <w:t xml:space="preserve">public Date </w:t>
+      </w:r>
+      <w:proofErr w:type="spellStart"/>
+      <w:proofErr w:type="gramStart"/>
+      <w:r>
+        <w:t>getDob</w:t>
+      </w:r>
+      <w:proofErr w:type="spellEnd"/>
+      <w:r>
+        <w:t>(</w:t>
+      </w:r>
+      <w:proofErr w:type="gramEnd"/>
+      <w:r>
+        <w:t>) {</w:t>
+      </w:r>
+    </w:p>
+    <w:p>
+      <w:r>
+        <w:tab/>
+      </w:r>
+      <w:r>
+        <w:tab/>
+        <w:t>return dob;</w:t>
+      </w:r>
+    </w:p>
+    <w:p>
+      <w:r>
+        <w:tab/>
+        <w:t>}</w:t>
+      </w:r>
+    </w:p>
+    <w:p/>
+    <w:p>
+      <w:r>
+        <w:tab/>
+        <w:t xml:space="preserve">public void </w:t>
+      </w:r>
+      <w:proofErr w:type="spellStart"/>
+      <w:proofErr w:type="gramStart"/>
+      <w:r>
+        <w:t>setDob</w:t>
+      </w:r>
+      <w:proofErr w:type="spellEnd"/>
+      <w:r>
+        <w:t>(</w:t>
+      </w:r>
+      <w:proofErr w:type="gramEnd"/>
+      <w:r>
+        <w:t>Date dob) {</w:t>
+      </w:r>
+    </w:p>
+    <w:p>
+      <w:r>
+        <w:tab/>
+      </w:r>
+      <w:r>
+        <w:tab/>
+      </w:r>
+      <w:proofErr w:type="spellStart"/>
+      <w:r>
+        <w:t>this.dob</w:t>
+      </w:r>
+      <w:proofErr w:type="spellEnd"/>
+      <w:r>
+        <w:t xml:space="preserve"> = dob;</w:t>
+      </w:r>
+    </w:p>
+    <w:p>
+      <w:r>
+        <w:tab/>
+        <w:t>}</w:t>
+      </w:r>
+    </w:p>
+    <w:p/>
+    <w:p>
+      <w:r>
+        <w:tab/>
+        <w:t xml:space="preserve">public List&lt;Song&gt; </w:t>
+      </w:r>
+      <w:proofErr w:type="spellStart"/>
+      <w:proofErr w:type="gramStart"/>
+      <w:r>
+        <w:t>getSongList</w:t>
+      </w:r>
+      <w:proofErr w:type="spellEnd"/>
+      <w:r>
+        <w:t>(</w:t>
+      </w:r>
+      <w:proofErr w:type="gramEnd"/>
+      <w:r>
+        <w:t>) {</w:t>
+      </w:r>
+    </w:p>
+    <w:p>
+      <w:r>
+        <w:tab/>
+      </w:r>
+      <w:r>
+        <w:tab/>
+        <w:t xml:space="preserve">return </w:t>
+      </w:r>
+      <w:proofErr w:type="spellStart"/>
+      <w:r>
+        <w:t>songList</w:t>
+      </w:r>
+      <w:proofErr w:type="spellEnd"/>
+      <w:r>
+        <w:t>;</w:t>
+      </w:r>
+    </w:p>
+    <w:p>
+      <w:r>
+        <w:tab/>
+        <w:t>}</w:t>
+      </w:r>
+    </w:p>
+    <w:p/>
+    <w:p>
+      <w:r>
+        <w:tab/>
+        <w:t xml:space="preserve">public void </w:t>
+      </w:r>
+      <w:proofErr w:type="spellStart"/>
+      <w:proofErr w:type="gramStart"/>
+      <w:r>
+        <w:t>setSongList</w:t>
+      </w:r>
+      <w:proofErr w:type="spellEnd"/>
+      <w:r>
+        <w:t>(</w:t>
+      </w:r>
+      <w:proofErr w:type="gramEnd"/>
+      <w:r>
+        <w:t xml:space="preserve">List&lt;Song&gt; </w:t>
+      </w:r>
+      <w:proofErr w:type="spellStart"/>
+      <w:r>
+        <w:t>songList</w:t>
+      </w:r>
+      <w:proofErr w:type="spellEnd"/>
+      <w:r>
+        <w:t>) {</w:t>
+      </w:r>
+    </w:p>
+    <w:p>
+      <w:r>
+        <w:tab/>
+      </w:r>
+      <w:r>
+        <w:tab/>
+      </w:r>
+      <w:proofErr w:type="spellStart"/>
+      <w:proofErr w:type="gramStart"/>
+      <w:r>
+        <w:t>this.songList</w:t>
+      </w:r>
+      <w:proofErr w:type="spellEnd"/>
+      <w:proofErr w:type="gramEnd"/>
+      <w:r>
+        <w:t xml:space="preserve"> = </w:t>
+      </w:r>
+      <w:proofErr w:type="spellStart"/>
+      <w:r>
+        <w:t>songList</w:t>
+      </w:r>
+      <w:proofErr w:type="spellEnd"/>
+      <w:r>
+        <w:t>;</w:t>
+      </w:r>
+    </w:p>
+    <w:p>
+      <w:r>
+        <w:tab/>
+        <w:t>}</w:t>
+      </w:r>
+    </w:p>
+    <w:p>
+      <w:r>
+        <w:tab/>
+      </w:r>
+    </w:p>
+    <w:p>
+      <w:r>
+        <w:tab/>
+        <w:t xml:space="preserve">public static List&lt;Artist&gt; </w:t>
+      </w:r>
+      <w:proofErr w:type="gramStart"/>
+      <w:r>
+        <w:t>prefill(</w:t>
+      </w:r>
+      <w:proofErr w:type="gramEnd"/>
+      <w:r>
+        <w:t xml:space="preserve">) throws </w:t>
+      </w:r>
+      <w:proofErr w:type="spellStart"/>
+      <w:r>
+        <w:t>ParseException</w:t>
+      </w:r>
+      <w:proofErr w:type="spellEnd"/>
+      <w:r>
+        <w:t>{</w:t>
+      </w:r>
+    </w:p>
+    <w:p>
+      <w:r>
+        <w:tab/>
+      </w:r>
+      <w:r>
+        <w:tab/>
+      </w:r>
+      <w:proofErr w:type="spellStart"/>
+      <w:r>
+        <w:t>SimpleDateFormat</w:t>
+      </w:r>
+      <w:proofErr w:type="spellEnd"/>
+      <w:r>
+        <w:t xml:space="preserve"> </w:t>
+      </w:r>
+      <w:proofErr w:type="spellStart"/>
+      <w:r>
+        <w:t>sdf</w:t>
+      </w:r>
+      <w:proofErr w:type="spellEnd"/>
+      <w:r>
+        <w:t xml:space="preserve"> = new </w:t>
+      </w:r>
+      <w:proofErr w:type="spellStart"/>
+      <w:r>
+        <w:t>SimpleDateFormat</w:t>
+      </w:r>
+      <w:proofErr w:type="spellEnd"/>
+      <w:r>
+        <w:t>("dd-MM-</w:t>
+      </w:r>
+      <w:proofErr w:type="spellStart"/>
+      <w:r>
+        <w:t>yyyy</w:t>
+      </w:r>
+      <w:proofErr w:type="spellEnd"/>
+      <w:r>
+        <w:t>");</w:t>
+      </w:r>
+    </w:p>
+    <w:p>
+      <w:r>
+        <w:tab/>
+      </w:r>
+      <w:r>
+        <w:tab/>
+        <w:t xml:space="preserve">List&lt;Artist&gt; list = new </w:t>
+      </w:r>
+      <w:proofErr w:type="spellStart"/>
+      <w:r>
+        <w:t>ArrayList</w:t>
+      </w:r>
+      <w:proofErr w:type="spellEnd"/>
+      <w:r>
+        <w:t>&lt;Artist</w:t>
+      </w:r>
+      <w:proofErr w:type="gramStart"/>
+      <w:r>
+        <w:t>&gt;(</w:t>
+      </w:r>
+      <w:proofErr w:type="gramEnd"/>
+      <w:r>
+        <w:t>);</w:t>
+      </w:r>
+    </w:p>
+    <w:p>
+      <w:r>
+        <w:tab/>
+      </w:r>
+      <w:r>
+        <w:tab/>
+      </w:r>
+      <w:proofErr w:type="spellStart"/>
+      <w:proofErr w:type="gramStart"/>
+      <w:r>
+        <w:t>list.add</w:t>
+      </w:r>
+      <w:proofErr w:type="spellEnd"/>
+      <w:r>
+        <w:t>(</w:t>
+      </w:r>
+      <w:proofErr w:type="gramEnd"/>
+      <w:r>
+        <w:t>new Artist("Ed Sheeran","Singer","Male",</w:t>
+      </w:r>
+      <w:proofErr w:type="spellStart"/>
+      <w:r>
+        <w:t>sdf.parse</w:t>
+      </w:r>
+      <w:proofErr w:type="spellEnd"/>
+      <w:r>
+        <w:t xml:space="preserve">("17-02-1991"),new </w:t>
+      </w:r>
+      <w:proofErr w:type="spellStart"/>
+      <w:r>
+        <w:t>ArrayList</w:t>
+      </w:r>
+      <w:proofErr w:type="spellEnd"/>
+      <w:r>
+        <w:t>&lt;Song&gt;()));</w:t>
+      </w:r>
+    </w:p>
+    <w:p>
+      <w:r>
+        <w:tab/>
+      </w:r>
+      <w:r>
+        <w:tab/>
+      </w:r>
+      <w:proofErr w:type="spellStart"/>
+      <w:proofErr w:type="gramStart"/>
+      <w:r>
+        <w:t>list.add</w:t>
+      </w:r>
+      <w:proofErr w:type="spellEnd"/>
+      <w:r>
+        <w:t>(</w:t>
+      </w:r>
+      <w:proofErr w:type="gramEnd"/>
+      <w:r>
+        <w:t>new Artist("Steve Mac","Musician","Male",</w:t>
+      </w:r>
+      <w:proofErr w:type="spellStart"/>
+      <w:r>
+        <w:t>sdf.parse</w:t>
+      </w:r>
+      <w:proofErr w:type="spellEnd"/>
+      <w:r>
+        <w:t xml:space="preserve">("15-01-1972"),new </w:t>
+      </w:r>
+      <w:proofErr w:type="spellStart"/>
+      <w:r>
+        <w:t>ArrayList</w:t>
+      </w:r>
+      <w:proofErr w:type="spellEnd"/>
+      <w:r>
+        <w:t>&lt;Song&gt;()));</w:t>
+      </w:r>
+    </w:p>
+    <w:p>
+      <w:r>
+        <w:tab/>
+      </w:r>
+      <w:r>
+        <w:tab/>
+      </w:r>
+      <w:proofErr w:type="spellStart"/>
+      <w:proofErr w:type="gramStart"/>
+      <w:r>
+        <w:t>list.add</w:t>
+      </w:r>
+      <w:proofErr w:type="spellEnd"/>
+      <w:r>
+        <w:t>(</w:t>
+      </w:r>
+      <w:proofErr w:type="gramEnd"/>
+      <w:r>
+        <w:t>new Artist("</w:t>
+      </w:r>
+      <w:proofErr w:type="spellStart"/>
+      <w:r>
+        <w:t>Burruss</w:t>
+      </w:r>
+      <w:proofErr w:type="spellEnd"/>
+      <w:r>
+        <w:t>","Singer","Female",</w:t>
+      </w:r>
+      <w:proofErr w:type="spellStart"/>
+      <w:r>
+        <w:t>sdf.parse</w:t>
+      </w:r>
+      <w:proofErr w:type="spellEnd"/>
+      <w:r>
+        <w:t xml:space="preserve">("17-05-1976"),new </w:t>
+      </w:r>
+      <w:proofErr w:type="spellStart"/>
+      <w:r>
+        <w:t>ArrayList</w:t>
+      </w:r>
+      <w:proofErr w:type="spellEnd"/>
+      <w:r>
+        <w:t>&lt;Song&gt;()));</w:t>
+      </w:r>
+    </w:p>
+    <w:p>
+      <w:r>
+        <w:tab/>
+      </w:r>
+      <w:r>
+        <w:tab/>
+      </w:r>
+      <w:proofErr w:type="spellStart"/>
+      <w:proofErr w:type="gramStart"/>
+      <w:r>
+        <w:t>list.add</w:t>
+      </w:r>
+      <w:proofErr w:type="spellEnd"/>
+      <w:r>
+        <w:t>(</w:t>
+      </w:r>
+      <w:proofErr w:type="gramEnd"/>
+      <w:r>
+        <w:t>new Artist("Beyonce","Singer","Female",</w:t>
+      </w:r>
+      <w:proofErr w:type="spellStart"/>
+      <w:r>
+        <w:t>sdf.parse</w:t>
+      </w:r>
+      <w:proofErr w:type="spellEnd"/>
+      <w:r>
+        <w:t xml:space="preserve">("04-09-1981"),new </w:t>
+      </w:r>
+      <w:proofErr w:type="spellStart"/>
+      <w:r>
+        <w:t>ArrayList</w:t>
+      </w:r>
+      <w:proofErr w:type="spellEnd"/>
+      <w:r>
+        <w:t>&lt;Song&gt;()));</w:t>
+      </w:r>
+    </w:p>
+    <w:p>
+      <w:r>
+        <w:tab/>
+      </w:r>
+      <w:r>
+        <w:tab/>
+      </w:r>
+      <w:proofErr w:type="spellStart"/>
+      <w:proofErr w:type="gramStart"/>
+      <w:r>
+        <w:t>list.add</w:t>
+      </w:r>
+      <w:proofErr w:type="spellEnd"/>
+      <w:r>
+        <w:t>(</w:t>
+      </w:r>
+      <w:proofErr w:type="gramEnd"/>
+      <w:r>
+        <w:t>new Artist("Zoey","Musician","Female",</w:t>
+      </w:r>
+      <w:proofErr w:type="spellStart"/>
+      <w:r>
+        <w:t>sdf.parse</w:t>
+      </w:r>
+      <w:proofErr w:type="spellEnd"/>
+      <w:r>
+        <w:t xml:space="preserve">("10-10-1994"),new </w:t>
+      </w:r>
+      <w:proofErr w:type="spellStart"/>
+      <w:r>
+        <w:t>ArrayList</w:t>
+      </w:r>
+      <w:proofErr w:type="spellEnd"/>
+      <w:r>
+        <w:t>&lt;Song&gt;()));</w:t>
+      </w:r>
+    </w:p>
+    <w:p>
+      <w:r>
+        <w:lastRenderedPageBreak/>
+        <w:tab/>
+      </w:r>
+      <w:r>
+        <w:tab/>
+      </w:r>
+      <w:proofErr w:type="spellStart"/>
+      <w:proofErr w:type="gramStart"/>
+      <w:r>
+        <w:t>list.add</w:t>
+      </w:r>
+      <w:proofErr w:type="spellEnd"/>
+      <w:r>
+        <w:t>(</w:t>
+      </w:r>
+      <w:proofErr w:type="gramEnd"/>
+      <w:r>
+        <w:t>new Artist("Shawn Mendes","Singer","Male",</w:t>
+      </w:r>
+      <w:proofErr w:type="spellStart"/>
+      <w:r>
+        <w:t>sdf.parse</w:t>
+      </w:r>
+      <w:proofErr w:type="spellEnd"/>
+      <w:r>
+        <w:t xml:space="preserve">("08-10-1998"),new </w:t>
+      </w:r>
+      <w:proofErr w:type="spellStart"/>
+      <w:r>
+        <w:t>ArrayList</w:t>
+      </w:r>
+      <w:proofErr w:type="spellEnd"/>
+      <w:r>
+        <w:t>&lt;Song&gt;()));</w:t>
+      </w:r>
+    </w:p>
+    <w:p>
+      <w:r>
+        <w:tab/>
+      </w:r>
+      <w:r>
+        <w:tab/>
+      </w:r>
+      <w:proofErr w:type="spellStart"/>
+      <w:proofErr w:type="gramStart"/>
+      <w:r>
+        <w:t>list.add</w:t>
+      </w:r>
+      <w:proofErr w:type="spellEnd"/>
+      <w:r>
+        <w:t>(</w:t>
+      </w:r>
+      <w:proofErr w:type="gramEnd"/>
+      <w:r>
+        <w:t>new Artist("Frankie Dunne","Musician","Male",</w:t>
+      </w:r>
+      <w:proofErr w:type="spellStart"/>
+      <w:r>
+        <w:t>sdf.parse</w:t>
+      </w:r>
+      <w:proofErr w:type="spellEnd"/>
+      <w:r>
+        <w:t xml:space="preserve">("10-09-1978"),new </w:t>
+      </w:r>
+      <w:proofErr w:type="spellStart"/>
+      <w:r>
+        <w:t>ArrayList</w:t>
+      </w:r>
+      <w:proofErr w:type="spellEnd"/>
+      <w:r>
+        <w:t>&lt;Song&gt;()));</w:t>
+      </w:r>
+    </w:p>
+    <w:p>
+      <w:r>
+        <w:tab/>
+      </w:r>
+      <w:r>
+        <w:tab/>
+      </w:r>
+      <w:proofErr w:type="spellStart"/>
+      <w:proofErr w:type="gramStart"/>
+      <w:r>
+        <w:t>list.add</w:t>
+      </w:r>
+      <w:proofErr w:type="spellEnd"/>
+      <w:r>
+        <w:t>(</w:t>
+      </w:r>
+      <w:proofErr w:type="gramEnd"/>
+      <w:r>
+        <w:t xml:space="preserve">new Artist("Luis </w:t>
+      </w:r>
+      <w:proofErr w:type="spellStart"/>
+      <w:r>
+        <w:t>Fonsi</w:t>
+      </w:r>
+      <w:proofErr w:type="spellEnd"/>
+      <w:r>
+        <w:t>","Singer","Male",</w:t>
+      </w:r>
+      <w:proofErr w:type="spellStart"/>
+      <w:r>
+        <w:t>sdf.parse</w:t>
+      </w:r>
+      <w:proofErr w:type="spellEnd"/>
+      <w:r>
+        <w:t xml:space="preserve">("15-04-1978"),new </w:t>
+      </w:r>
+      <w:proofErr w:type="spellStart"/>
+      <w:r>
+        <w:t>ArrayList</w:t>
+      </w:r>
+      <w:proofErr w:type="spellEnd"/>
+      <w:r>
+        <w:t>&lt;Song&gt;()));</w:t>
+      </w:r>
+    </w:p>
+    <w:p>
+      <w:r>
+        <w:tab/>
+      </w:r>
+      <w:r>
+        <w:tab/>
+      </w:r>
+      <w:proofErr w:type="spellStart"/>
+      <w:proofErr w:type="gramStart"/>
+      <w:r>
+        <w:t>list.add</w:t>
+      </w:r>
+      <w:proofErr w:type="spellEnd"/>
+      <w:r>
+        <w:t>(</w:t>
+      </w:r>
+      <w:proofErr w:type="gramEnd"/>
+      <w:r>
+        <w:t>new Artist("Daddy Yankee","Singer","Male",</w:t>
+      </w:r>
+      <w:proofErr w:type="spellStart"/>
+      <w:r>
+        <w:t>sdf.parse</w:t>
+      </w:r>
+      <w:proofErr w:type="spellEnd"/>
+      <w:r>
+        <w:t xml:space="preserve">("03-02-1977"),new </w:t>
+      </w:r>
+      <w:proofErr w:type="spellStart"/>
+      <w:r>
+        <w:t>ArrayList</w:t>
+      </w:r>
+      <w:proofErr w:type="spellEnd"/>
+      <w:r>
+        <w:t>&lt;Song&gt;()));</w:t>
+      </w:r>
+    </w:p>
+    <w:p>
+      <w:r>
+        <w:tab/>
+      </w:r>
+      <w:r>
+        <w:tab/>
+      </w:r>
+      <w:proofErr w:type="spellStart"/>
+      <w:proofErr w:type="gramStart"/>
+      <w:r>
+        <w:t>list.add</w:t>
+      </w:r>
+      <w:proofErr w:type="spellEnd"/>
+      <w:r>
+        <w:t>(</w:t>
+      </w:r>
+      <w:proofErr w:type="gramEnd"/>
+      <w:r>
+        <w:t>new Artist("</w:t>
+      </w:r>
+      <w:proofErr w:type="spellStart"/>
+      <w:r>
+        <w:t>Zuleyka</w:t>
+      </w:r>
+      <w:proofErr w:type="spellEnd"/>
+      <w:r>
+        <w:t>","Dancer","Female",</w:t>
+      </w:r>
+      <w:proofErr w:type="spellStart"/>
+      <w:r>
+        <w:t>sdf.parse</w:t>
+      </w:r>
+      <w:proofErr w:type="spellEnd"/>
+      <w:r>
+        <w:t xml:space="preserve">("03-10-1987"),new </w:t>
+      </w:r>
+      <w:proofErr w:type="spellStart"/>
+      <w:r>
+        <w:t>ArrayList</w:t>
+      </w:r>
+      <w:proofErr w:type="spellEnd"/>
+      <w:r>
+        <w:t>&lt;Song&gt;()));</w:t>
+      </w:r>
+    </w:p>
+    <w:p>
+      <w:r>
+        <w:tab/>
+      </w:r>
+      <w:r>
+        <w:tab/>
+      </w:r>
+      <w:proofErr w:type="spellStart"/>
+      <w:proofErr w:type="gramStart"/>
+      <w:r>
+        <w:t>list.add</w:t>
+      </w:r>
+      <w:proofErr w:type="spellEnd"/>
+      <w:r>
+        <w:t>(</w:t>
+      </w:r>
+      <w:proofErr w:type="gramEnd"/>
+      <w:r>
+        <w:t>new Artist("Dan Reynolds","Singer","Male",</w:t>
+      </w:r>
+      <w:proofErr w:type="spellStart"/>
+      <w:r>
+        <w:t>sdf.parse</w:t>
+      </w:r>
+      <w:proofErr w:type="spellEnd"/>
+      <w:r>
+        <w:t xml:space="preserve">("14-07-1987"),new </w:t>
+      </w:r>
+      <w:proofErr w:type="spellStart"/>
+      <w:r>
+        <w:t>ArrayList</w:t>
+      </w:r>
+      <w:proofErr w:type="spellEnd"/>
+      <w:r>
+        <w:t>&lt;Song&gt;()));</w:t>
+      </w:r>
+    </w:p>
+    <w:p>
+      <w:r>
+        <w:tab/>
+      </w:r>
+      <w:r>
+        <w:tab/>
+      </w:r>
+      <w:proofErr w:type="spellStart"/>
+      <w:proofErr w:type="gramStart"/>
+      <w:r>
+        <w:t>list.add</w:t>
+      </w:r>
+      <w:proofErr w:type="spellEnd"/>
+      <w:r>
+        <w:t>(</w:t>
+      </w:r>
+      <w:proofErr w:type="gramEnd"/>
+      <w:r>
+        <w:t>new Artist("Wayne Sermon","Musician","Male",</w:t>
+      </w:r>
+      <w:proofErr w:type="spellStart"/>
+      <w:r>
+        <w:t>sdf.parse</w:t>
+      </w:r>
+      <w:proofErr w:type="spellEnd"/>
+      <w:r>
+        <w:t xml:space="preserve">("15-06-1984"),new </w:t>
+      </w:r>
+      <w:proofErr w:type="spellStart"/>
+      <w:r>
+        <w:t>ArrayList</w:t>
+      </w:r>
+      <w:proofErr w:type="spellEnd"/>
+      <w:r>
+        <w:t>&lt;Song&gt;()));</w:t>
+      </w:r>
+    </w:p>
+    <w:p>
+      <w:r>
+        <w:tab/>
+      </w:r>
+      <w:r>
+        <w:tab/>
+      </w:r>
+      <w:proofErr w:type="spellStart"/>
+      <w:proofErr w:type="gramStart"/>
+      <w:r>
+        <w:t>list.add</w:t>
+      </w:r>
+      <w:proofErr w:type="spellEnd"/>
+      <w:r>
+        <w:t>(</w:t>
+      </w:r>
+      <w:proofErr w:type="gramEnd"/>
+      <w:r>
+        <w:t>new Artist("Andrew","Musician","Male",</w:t>
+      </w:r>
+      <w:proofErr w:type="spellStart"/>
+      <w:r>
+        <w:t>sdf.parse</w:t>
+      </w:r>
+      <w:proofErr w:type="spellEnd"/>
+      <w:r>
+        <w:t xml:space="preserve">("03-02-1978"),new </w:t>
+      </w:r>
+      <w:proofErr w:type="spellStart"/>
+      <w:r>
+        <w:t>ArrayList</w:t>
+      </w:r>
+      <w:proofErr w:type="spellEnd"/>
+      <w:r>
+        <w:t>&lt;Song&gt;()));</w:t>
+      </w:r>
+    </w:p>
+    <w:p>
+      <w:r>
+        <w:tab/>
+      </w:r>
+      <w:r>
+        <w:tab/>
+      </w:r>
+      <w:proofErr w:type="spellStart"/>
+      <w:proofErr w:type="gramStart"/>
+      <w:r>
+        <w:t>list.add</w:t>
+      </w:r>
+      <w:proofErr w:type="spellEnd"/>
+      <w:r>
+        <w:t>(</w:t>
+      </w:r>
+      <w:proofErr w:type="gramEnd"/>
+      <w:r>
+        <w:t>new Artist("Chris Martin","Singer","Male",</w:t>
+      </w:r>
+      <w:proofErr w:type="spellStart"/>
+      <w:r>
+        <w:t>sdf.parse</w:t>
+      </w:r>
+      <w:proofErr w:type="spellEnd"/>
+      <w:r>
+        <w:t xml:space="preserve">("02-03-1977"),new </w:t>
+      </w:r>
+      <w:proofErr w:type="spellStart"/>
+      <w:r>
+        <w:t>ArrayList</w:t>
+      </w:r>
+      <w:proofErr w:type="spellEnd"/>
+      <w:r>
+        <w:t>&lt;Song&gt;()));</w:t>
+      </w:r>
+    </w:p>
+    <w:p>
+      <w:r>
+        <w:tab/>
+      </w:r>
+      <w:r>
+        <w:tab/>
+      </w:r>
+      <w:proofErr w:type="spellStart"/>
+      <w:proofErr w:type="gramStart"/>
+      <w:r>
+        <w:t>list.add</w:t>
+      </w:r>
+      <w:proofErr w:type="spellEnd"/>
+      <w:r>
+        <w:t>(</w:t>
+      </w:r>
+      <w:proofErr w:type="gramEnd"/>
+      <w:r>
+        <w:t>new Artist("Alan Walker","Lyricist","Male",</w:t>
+      </w:r>
+      <w:proofErr w:type="spellStart"/>
+      <w:r>
+        <w:t>sdf.parse</w:t>
+      </w:r>
+      <w:proofErr w:type="spellEnd"/>
+      <w:r>
+        <w:t xml:space="preserve">("24-08-1997"),new </w:t>
+      </w:r>
+      <w:proofErr w:type="spellStart"/>
+      <w:r>
+        <w:t>ArrayList</w:t>
+      </w:r>
+      <w:proofErr w:type="spellEnd"/>
+      <w:r>
+        <w:t>&lt;Song&gt;()));</w:t>
+      </w:r>
+    </w:p>
+    <w:p>
+      <w:r>
+        <w:tab/>
+      </w:r>
+      <w:r>
+        <w:tab/>
+      </w:r>
+      <w:proofErr w:type="spellStart"/>
+      <w:proofErr w:type="gramStart"/>
+      <w:r>
+        <w:t>list.add</w:t>
+      </w:r>
+      <w:proofErr w:type="spellEnd"/>
+      <w:r>
+        <w:t>(</w:t>
+      </w:r>
+      <w:proofErr w:type="gramEnd"/>
+      <w:r>
+        <w:t>new Artist("Jesper","Musician","Male",</w:t>
+      </w:r>
+      <w:proofErr w:type="spellStart"/>
+      <w:r>
+        <w:t>sdf.parse</w:t>
+      </w:r>
+      <w:proofErr w:type="spellEnd"/>
+      <w:r>
+        <w:t xml:space="preserve">("16-09-1988"),new </w:t>
+      </w:r>
+      <w:proofErr w:type="spellStart"/>
+      <w:r>
+        <w:t>ArrayList</w:t>
+      </w:r>
+      <w:proofErr w:type="spellEnd"/>
+      <w:r>
+        <w:t>&lt;Song&gt;()));</w:t>
+      </w:r>
+    </w:p>
+    <w:p>
+      <w:r>
+        <w:tab/>
+      </w:r>
+      <w:r>
+        <w:tab/>
+      </w:r>
+      <w:proofErr w:type="spellStart"/>
+      <w:proofErr w:type="gramStart"/>
+      <w:r>
+        <w:t>list.add</w:t>
+      </w:r>
+      <w:proofErr w:type="spellEnd"/>
+      <w:r>
+        <w:t>(</w:t>
+      </w:r>
+      <w:proofErr w:type="gramEnd"/>
+      <w:r>
+        <w:t>new Artist("Rob","Singer","Male",</w:t>
+      </w:r>
+      <w:proofErr w:type="spellStart"/>
+      <w:r>
+        <w:t>sdf.parse</w:t>
+      </w:r>
+      <w:proofErr w:type="spellEnd"/>
+      <w:r>
+        <w:t xml:space="preserve">("20-01-1979"),new </w:t>
+      </w:r>
+      <w:proofErr w:type="spellStart"/>
+      <w:r>
+        <w:t>ArrayList</w:t>
+      </w:r>
+      <w:proofErr w:type="spellEnd"/>
+      <w:r>
+        <w:t>&lt;Song&gt;()));</w:t>
+      </w:r>
+    </w:p>
+    <w:p>
+      <w:r>
+        <w:tab/>
+      </w:r>
+      <w:r>
+        <w:tab/>
+      </w:r>
+      <w:proofErr w:type="spellStart"/>
+      <w:proofErr w:type="gramStart"/>
+      <w:r>
+        <w:t>list.add</w:t>
+      </w:r>
+      <w:proofErr w:type="spellEnd"/>
+      <w:r>
+        <w:t>(</w:t>
+      </w:r>
+      <w:proofErr w:type="gramEnd"/>
+      <w:r>
+        <w:t>new Artist("Joe","Musician","Male",</w:t>
+      </w:r>
+      <w:proofErr w:type="spellStart"/>
+      <w:r>
+        <w:t>sdf.parse</w:t>
+      </w:r>
+      <w:proofErr w:type="spellEnd"/>
+      <w:r>
+        <w:t xml:space="preserve">("15-03-1977"),new </w:t>
+      </w:r>
+      <w:proofErr w:type="spellStart"/>
+      <w:r>
+        <w:t>ArrayList</w:t>
+      </w:r>
+      <w:proofErr w:type="spellEnd"/>
+      <w:r>
+        <w:t>&lt;Song&gt;()));</w:t>
+      </w:r>
+    </w:p>
+    <w:p>
+      <w:r>
+        <w:tab/>
+      </w:r>
+      <w:r>
+        <w:tab/>
+      </w:r>
+      <w:proofErr w:type="spellStart"/>
+      <w:proofErr w:type="gramStart"/>
+      <w:r>
+        <w:t>list.add</w:t>
+      </w:r>
+      <w:proofErr w:type="spellEnd"/>
+      <w:r>
+        <w:t>(</w:t>
+      </w:r>
+      <w:proofErr w:type="gramEnd"/>
+      <w:r>
+        <w:t>new Artist("Sia","Musician","Female",</w:t>
+      </w:r>
+      <w:proofErr w:type="spellStart"/>
+      <w:r>
+        <w:t>sdf.parse</w:t>
+      </w:r>
+      <w:proofErr w:type="spellEnd"/>
+      <w:r>
+        <w:t xml:space="preserve">("18-12-1975"),new </w:t>
+      </w:r>
+      <w:proofErr w:type="spellStart"/>
+      <w:r>
+        <w:t>ArrayList</w:t>
+      </w:r>
+      <w:proofErr w:type="spellEnd"/>
+      <w:r>
+        <w:t>&lt;Song&gt;()));</w:t>
+      </w:r>
+    </w:p>
+    <w:p>
+      <w:r>
+        <w:tab/>
+      </w:r>
+      <w:r>
+        <w:tab/>
+      </w:r>
+      <w:proofErr w:type="spellStart"/>
+      <w:proofErr w:type="gramStart"/>
+      <w:r>
+        <w:t>list.add</w:t>
+      </w:r>
+      <w:proofErr w:type="spellEnd"/>
+      <w:r>
+        <w:t>(</w:t>
+      </w:r>
+      <w:proofErr w:type="gramEnd"/>
+      <w:r>
+        <w:t>new Artist("Maddie","Dancer","Female",</w:t>
+      </w:r>
+      <w:proofErr w:type="spellStart"/>
+      <w:r>
+        <w:t>sdf.parse</w:t>
+      </w:r>
+      <w:proofErr w:type="spellEnd"/>
+      <w:r>
+        <w:t xml:space="preserve">("30-09-2002"),new </w:t>
+      </w:r>
+      <w:proofErr w:type="spellStart"/>
+      <w:r>
+        <w:t>ArrayList</w:t>
+      </w:r>
+      <w:proofErr w:type="spellEnd"/>
+      <w:r>
+        <w:t>&lt;Song&gt;()));</w:t>
+      </w:r>
+    </w:p>
+    <w:p>
+      <w:r>
+        <w:tab/>
+      </w:r>
+      <w:r>
+        <w:tab/>
+      </w:r>
+      <w:proofErr w:type="spellStart"/>
+      <w:proofErr w:type="gramStart"/>
+      <w:r>
+        <w:t>list.add</w:t>
+      </w:r>
+      <w:proofErr w:type="spellEnd"/>
+      <w:r>
+        <w:t>(</w:t>
+      </w:r>
+      <w:proofErr w:type="gramEnd"/>
+      <w:r>
+        <w:t>new Artist("David Guetta","Lyricist","Male",</w:t>
+      </w:r>
+      <w:proofErr w:type="spellStart"/>
+      <w:r>
+        <w:t>sdf.parse</w:t>
+      </w:r>
+      <w:proofErr w:type="spellEnd"/>
+      <w:r>
+        <w:t xml:space="preserve">("07-11-1967"),new </w:t>
+      </w:r>
+      <w:proofErr w:type="spellStart"/>
+      <w:r>
+        <w:t>ArrayList</w:t>
+      </w:r>
+      <w:proofErr w:type="spellEnd"/>
+      <w:r>
+        <w:t>&lt;Song&gt;()));</w:t>
+      </w:r>
+    </w:p>
+    <w:p>
+      <w:r>
+        <w:tab/>
+      </w:r>
+      <w:r>
+        <w:tab/>
+      </w:r>
+      <w:proofErr w:type="spellStart"/>
+      <w:proofErr w:type="gramStart"/>
+      <w:r>
+        <w:t>list.add</w:t>
+      </w:r>
+      <w:proofErr w:type="spellEnd"/>
+      <w:r>
+        <w:t>(</w:t>
+      </w:r>
+      <w:proofErr w:type="gramEnd"/>
+      <w:r>
+        <w:t>new Artist("Sam Martin","Musician","Male",</w:t>
+      </w:r>
+      <w:proofErr w:type="spellStart"/>
+      <w:r>
+        <w:t>sdf.parse</w:t>
+      </w:r>
+      <w:proofErr w:type="spellEnd"/>
+      <w:r>
+        <w:t xml:space="preserve">("07-02-1983"),new </w:t>
+      </w:r>
+      <w:proofErr w:type="spellStart"/>
+      <w:r>
+        <w:t>ArrayList</w:t>
+      </w:r>
+      <w:proofErr w:type="spellEnd"/>
+      <w:r>
+        <w:t>&lt;Song&gt;()));</w:t>
+      </w:r>
+    </w:p>
+    <w:p>
+      <w:r>
+        <w:tab/>
+      </w:r>
+      <w:r>
+        <w:tab/>
+        <w:t>return list;</w:t>
+      </w:r>
+    </w:p>
+    <w:p>
+      <w:r>
+        <w:tab/>
+        <w:t>}</w:t>
+      </w:r>
+    </w:p>
+    <w:p/>
+    <w:p>
+      <w:r>
+        <w:lastRenderedPageBreak/>
+        <w:tab/>
+        <w:t xml:space="preserve">static Artist </w:t>
+      </w:r>
+      <w:proofErr w:type="spellStart"/>
+      <w:proofErr w:type="gramStart"/>
+      <w:r>
+        <w:t>bestSinger</w:t>
+      </w:r>
+      <w:proofErr w:type="spellEnd"/>
+      <w:r>
+        <w:t>(</w:t>
+      </w:r>
+      <w:proofErr w:type="gramEnd"/>
+      <w:r>
+        <w:t xml:space="preserve">String </w:t>
+      </w:r>
+      <w:proofErr w:type="spellStart"/>
+      <w:r>
+        <w:t>gender,List</w:t>
+      </w:r>
+      <w:proofErr w:type="spellEnd"/>
+      <w:r>
+        <w:t xml:space="preserve">&lt;Artist&gt; </w:t>
+      </w:r>
+      <w:proofErr w:type="spellStart"/>
+      <w:r>
+        <w:t>artistList</w:t>
+      </w:r>
+      <w:proofErr w:type="spellEnd"/>
+      <w:r>
+        <w:t>)</w:t>
+      </w:r>
+    </w:p>
+    <w:p>
+      <w:r>
+        <w:tab/>
+        <w:t>{</w:t>
+      </w:r>
+    </w:p>
+    <w:p>
+      <w:r>
+        <w:tab/>
+      </w:r>
+      <w:r>
+        <w:tab/>
+        <w:t>//write the code here</w:t>
+      </w:r>
+    </w:p>
+    <w:p>
+      <w:r>
+        <w:tab/>
+      </w:r>
+      <w:r>
+        <w:tab/>
+      </w:r>
+    </w:p>
+    <w:p>
+      <w:r>
+        <w:tab/>
+      </w:r>
+      <w:r>
+        <w:tab/>
+        <w:t>return null;</w:t>
+      </w:r>
+    </w:p>
+    <w:p>
+      <w:r>
+        <w:tab/>
+        <w:t>}</w:t>
+      </w:r>
+    </w:p>
+    <w:p>
+      <w:r>
+        <w:tab/>
+      </w:r>
+    </w:p>
+    <w:p>
+      <w:r>
+        <w:t>}</w:t>
+      </w:r>
+    </w:p>
+    <w:p>
+      <w:r>
+        <w:t xml:space="preserve"> </w:t>
+      </w:r>
+    </w:p>
+    <w:p/>
+    <w:p>
+      <w:r>
+        <w:t>//-----------------------------</w:t>
+      </w:r>
+    </w:p>
+    <w:p>
+      <w:r>
+        <w:t xml:space="preserve">import </w:t>
+      </w:r>
+      <w:proofErr w:type="spellStart"/>
+      <w:r>
+        <w:t>java.</w:t>
+      </w:r>
+      <w:proofErr w:type="gramStart"/>
+      <w:r>
+        <w:t>text.ParseException</w:t>
+      </w:r>
+      <w:proofErr w:type="spellEnd"/>
+      <w:proofErr w:type="gramEnd"/>
+      <w:r>
+        <w:t>;</w:t>
+      </w:r>
+    </w:p>
+    <w:p>
+      <w:r>
+        <w:t xml:space="preserve">import </w:t>
+      </w:r>
+      <w:proofErr w:type="spellStart"/>
+      <w:r>
+        <w:t>java.</w:t>
+      </w:r>
+      <w:proofErr w:type="gramStart"/>
+      <w:r>
+        <w:t>text.SimpleDateFormat</w:t>
+      </w:r>
+      <w:proofErr w:type="spellEnd"/>
+      <w:proofErr w:type="gramEnd"/>
+      <w:r>
+        <w:t>;</w:t>
+      </w:r>
+    </w:p>
+    <w:p>
+      <w:r>
+        <w:t xml:space="preserve">import </w:t>
+      </w:r>
+      <w:proofErr w:type="spellStart"/>
+      <w:proofErr w:type="gramStart"/>
+      <w:r>
+        <w:t>java.util</w:t>
+      </w:r>
+      <w:proofErr w:type="gramEnd"/>
+      <w:r>
+        <w:t>.ArrayList</w:t>
+      </w:r>
+      <w:proofErr w:type="spellEnd"/>
+      <w:r>
+        <w:t>;</w:t>
+      </w:r>
+    </w:p>
+    <w:p>
+      <w:r>
+        <w:t xml:space="preserve">import </w:t>
+      </w:r>
+      <w:proofErr w:type="spellStart"/>
+      <w:proofErr w:type="gramStart"/>
+      <w:r>
+        <w:t>java.util</w:t>
+      </w:r>
+      <w:proofErr w:type="gramEnd"/>
+      <w:r>
+        <w:t>.List</w:t>
+      </w:r>
+      <w:proofErr w:type="spellEnd"/>
+      <w:r>
+        <w:t>;</w:t>
+      </w:r>
+    </w:p>
+    <w:p>
+      <w:r>
+        <w:t xml:space="preserve">import </w:t>
+      </w:r>
+      <w:proofErr w:type="spellStart"/>
+      <w:proofErr w:type="gramStart"/>
+      <w:r>
+        <w:t>java.util</w:t>
+      </w:r>
+      <w:proofErr w:type="gramEnd"/>
+      <w:r>
+        <w:t>.Scanner</w:t>
+      </w:r>
+      <w:proofErr w:type="spellEnd"/>
+      <w:r>
+        <w:t>;</w:t>
+      </w:r>
+    </w:p>
+    <w:p/>
+    <w:p>
+      <w:r>
+        <w:t>public class App {</w:t>
+      </w:r>
+    </w:p>
+    <w:p/>
+    <w:p>
+      <w:r>
+        <w:tab/>
+        <w:t xml:space="preserve">public static void </w:t>
+      </w:r>
+      <w:proofErr w:type="gramStart"/>
+      <w:r>
+        <w:t>main(</w:t>
+      </w:r>
+      <w:proofErr w:type="gramEnd"/>
+      <w:r>
+        <w:t xml:space="preserve">String[] </w:t>
+      </w:r>
+      <w:proofErr w:type="spellStart"/>
+      <w:r>
+        <w:t>args</w:t>
+      </w:r>
+      <w:proofErr w:type="spellEnd"/>
+      <w:r>
+        <w:t xml:space="preserve">) throws </w:t>
+      </w:r>
+      <w:proofErr w:type="spellStart"/>
+      <w:r>
+        <w:t>ParseException</w:t>
+      </w:r>
+      <w:proofErr w:type="spellEnd"/>
+      <w:r>
+        <w:t xml:space="preserve"> {</w:t>
+      </w:r>
+    </w:p>
+    <w:p>
+      <w:r>
+        <w:tab/>
+      </w:r>
+      <w:r>
+        <w:tab/>
+        <w:t xml:space="preserve">Scanner </w:t>
+      </w:r>
+      <w:proofErr w:type="spellStart"/>
+      <w:r>
+        <w:t>sc</w:t>
+      </w:r>
+      <w:proofErr w:type="spellEnd"/>
+      <w:r>
+        <w:t xml:space="preserve">=new </w:t>
+      </w:r>
+      <w:proofErr w:type="gramStart"/>
+      <w:r>
+        <w:t>Scanner(</w:t>
+      </w:r>
+      <w:proofErr w:type="gramEnd"/>
+      <w:r>
+        <w:t>System.in);</w:t>
+      </w:r>
+    </w:p>
+    <w:p>
+      <w:r>
+        <w:tab/>
+      </w:r>
+      <w:r>
+        <w:tab/>
+        <w:t xml:space="preserve">List&lt;Artist&gt; </w:t>
+      </w:r>
+      <w:proofErr w:type="spellStart"/>
+      <w:r>
+        <w:t>allArtists</w:t>
+      </w:r>
+      <w:proofErr w:type="spellEnd"/>
+      <w:r>
+        <w:t xml:space="preserve"> = </w:t>
+      </w:r>
+      <w:proofErr w:type="spellStart"/>
+      <w:r>
+        <w:t>Artist.prefill</w:t>
+      </w:r>
+      <w:proofErr w:type="spellEnd"/>
+      <w:r>
+        <w:t>();</w:t>
+      </w:r>
+    </w:p>
+    <w:p>
+      <w:r>
+        <w:tab/>
+      </w:r>
+      <w:r>
+        <w:tab/>
+      </w:r>
+      <w:proofErr w:type="spellStart"/>
+      <w:r>
+        <w:t>System.out.println</w:t>
+      </w:r>
+      <w:proofErr w:type="spellEnd"/>
+      <w:r>
+        <w:t>("Enter the number of songs:");</w:t>
+      </w:r>
+    </w:p>
+    <w:p>
+      <w:r>
+        <w:tab/>
+      </w:r>
+      <w:r>
+        <w:tab/>
+        <w:t xml:space="preserve">int </w:t>
+      </w:r>
+      <w:proofErr w:type="spellStart"/>
+      <w:r>
+        <w:t>noOfSongs</w:t>
+      </w:r>
+      <w:proofErr w:type="spellEnd"/>
+      <w:r>
+        <w:t>=</w:t>
+      </w:r>
+      <w:proofErr w:type="spellStart"/>
+      <w:r>
+        <w:t>sc.nextInt</w:t>
+      </w:r>
+      <w:proofErr w:type="spellEnd"/>
+      <w:r>
+        <w:t>();</w:t>
+      </w:r>
+    </w:p>
+    <w:p>
+      <w:r>
+        <w:tab/>
+      </w:r>
+      <w:r>
+        <w:tab/>
+        <w:t xml:space="preserve">List&lt;Song&gt; </w:t>
+      </w:r>
+      <w:proofErr w:type="spellStart"/>
+      <w:r>
+        <w:t>songList</w:t>
+      </w:r>
+      <w:proofErr w:type="spellEnd"/>
+      <w:r>
+        <w:t xml:space="preserve">=new </w:t>
+      </w:r>
+      <w:proofErr w:type="spellStart"/>
+      <w:r>
+        <w:t>ArrayList</w:t>
+      </w:r>
+      <w:proofErr w:type="spellEnd"/>
+      <w:r>
+        <w:t>&lt;</w:t>
+      </w:r>
+      <w:proofErr w:type="gramStart"/>
+      <w:r>
+        <w:t>&gt;(</w:t>
+      </w:r>
+      <w:proofErr w:type="gramEnd"/>
+      <w:r>
+        <w:t>);</w:t>
+      </w:r>
+    </w:p>
+    <w:p>
+      <w:r>
+        <w:tab/>
+      </w:r>
+      <w:r>
+        <w:tab/>
+      </w:r>
+      <w:proofErr w:type="gramStart"/>
+      <w:r>
+        <w:t>for(</w:t>
+      </w:r>
+      <w:proofErr w:type="gramEnd"/>
+      <w:r>
+        <w:t xml:space="preserve">int </w:t>
+      </w:r>
+      <w:proofErr w:type="spellStart"/>
+      <w:r>
+        <w:t>i</w:t>
+      </w:r>
+      <w:proofErr w:type="spellEnd"/>
+      <w:r>
+        <w:t>=0;i&lt;</w:t>
+      </w:r>
+      <w:proofErr w:type="spellStart"/>
+      <w:r>
+        <w:t>noOfSongs;i</w:t>
+      </w:r>
+      <w:proofErr w:type="spellEnd"/>
+      <w:r>
+        <w:t>++)</w:t>
+      </w:r>
+    </w:p>
+    <w:p>
+      <w:r>
+        <w:tab/>
+      </w:r>
+      <w:r>
+        <w:tab/>
+        <w:t>{</w:t>
+      </w:r>
+    </w:p>
+    <w:p>
+      <w:r>
+        <w:tab/>
+      </w:r>
+      <w:r>
+        <w:tab/>
+      </w:r>
+      <w:r>
+        <w:tab/>
+        <w:t>String detail=</w:t>
+      </w:r>
+      <w:proofErr w:type="spellStart"/>
+      <w:proofErr w:type="gramStart"/>
+      <w:r>
+        <w:t>sc.nextLine</w:t>
+      </w:r>
+      <w:proofErr w:type="spellEnd"/>
+      <w:proofErr w:type="gramEnd"/>
+      <w:r>
+        <w:t>();</w:t>
+      </w:r>
+    </w:p>
+    <w:p>
+      <w:r>
+        <w:tab/>
+      </w:r>
+      <w:r>
+        <w:tab/>
+      </w:r>
+      <w:r>
+        <w:tab/>
+        <w:t>if(</w:t>
+      </w:r>
+      <w:proofErr w:type="spellStart"/>
+      <w:proofErr w:type="gramStart"/>
+      <w:r>
+        <w:t>detail.equals</w:t>
+      </w:r>
+      <w:proofErr w:type="spellEnd"/>
+      <w:proofErr w:type="gramEnd"/>
+      <w:r>
+        <w:t>(""))</w:t>
+      </w:r>
+    </w:p>
+    <w:p>
+      <w:r>
+        <w:tab/>
+      </w:r>
+      <w:r>
+        <w:tab/>
+      </w:r>
+      <w:r>
+        <w:tab/>
+      </w:r>
+      <w:r>
+        <w:tab/>
+        <w:t>detail=</w:t>
+      </w:r>
+      <w:proofErr w:type="spellStart"/>
+      <w:proofErr w:type="gramStart"/>
+      <w:r>
+        <w:t>sc.nextLine</w:t>
+      </w:r>
+      <w:proofErr w:type="spellEnd"/>
+      <w:proofErr w:type="gramEnd"/>
+      <w:r>
+        <w:t>();</w:t>
+      </w:r>
+    </w:p>
+    <w:p>
+      <w:r>
+        <w:tab/>
+      </w:r>
+      <w:r>
+        <w:tab/>
+      </w:r>
+      <w:r>
+        <w:tab/>
+      </w:r>
+      <w:proofErr w:type="gramStart"/>
+      <w:r>
+        <w:t>String[</w:t>
+      </w:r>
+      <w:proofErr w:type="gramEnd"/>
+      <w:r>
+        <w:t xml:space="preserve">] </w:t>
+      </w:r>
+      <w:proofErr w:type="spellStart"/>
+      <w:r>
+        <w:t>arr</w:t>
+      </w:r>
+      <w:proofErr w:type="spellEnd"/>
+      <w:r>
+        <w:t xml:space="preserve"> = </w:t>
+      </w:r>
+      <w:proofErr w:type="spellStart"/>
+      <w:r>
+        <w:t>detail.split</w:t>
+      </w:r>
+      <w:proofErr w:type="spellEnd"/>
+      <w:r>
+        <w:t>(",");</w:t>
+      </w:r>
+    </w:p>
+    <w:p>
+      <w:r>
+        <w:lastRenderedPageBreak/>
+        <w:t>//</w:t>
+      </w:r>
+      <w:r>
+        <w:tab/>
+      </w:r>
+      <w:r>
+        <w:tab/>
+      </w:r>
+      <w:r>
+        <w:tab/>
+        <w:t xml:space="preserve">Shape of </w:t>
+      </w:r>
+      <w:proofErr w:type="gramStart"/>
+      <w:r>
+        <w:t>You,Pop</w:t>
+      </w:r>
+      <w:proofErr w:type="gramEnd"/>
+      <w:r>
+        <w:t>,03:53,4.9,Ed Sheeran-Steve Mac-</w:t>
+      </w:r>
+      <w:proofErr w:type="spellStart"/>
+      <w:r>
+        <w:t>Burruss</w:t>
+      </w:r>
+      <w:proofErr w:type="spellEnd"/>
+    </w:p>
+    <w:p>
+      <w:r>
+        <w:tab/>
+      </w:r>
+      <w:r>
+        <w:tab/>
+      </w:r>
+      <w:r>
+        <w:tab/>
+        <w:t xml:space="preserve">Song song=new </w:t>
+      </w:r>
+      <w:proofErr w:type="gramStart"/>
+      <w:r>
+        <w:t>Song(</w:t>
+      </w:r>
+      <w:proofErr w:type="gramEnd"/>
+      <w:r>
+        <w:t>);</w:t>
+      </w:r>
+    </w:p>
+    <w:p>
+      <w:r>
+        <w:tab/>
+      </w:r>
+      <w:r>
+        <w:tab/>
+      </w:r>
+      <w:r>
+        <w:tab/>
+      </w:r>
+      <w:proofErr w:type="spellStart"/>
+      <w:proofErr w:type="gramStart"/>
+      <w:r>
+        <w:t>song.setTitle</w:t>
+      </w:r>
+      <w:proofErr w:type="spellEnd"/>
+      <w:proofErr w:type="gramEnd"/>
+      <w:r>
+        <w:t>(</w:t>
+      </w:r>
+      <w:proofErr w:type="spellStart"/>
+      <w:r>
+        <w:t>arr</w:t>
+      </w:r>
+      <w:proofErr w:type="spellEnd"/>
+      <w:r>
+        <w:t>[0]);</w:t>
+      </w:r>
+    </w:p>
+    <w:p>
+      <w:r>
+        <w:tab/>
+      </w:r>
+      <w:r>
+        <w:tab/>
+      </w:r>
+      <w:r>
+        <w:tab/>
+      </w:r>
+      <w:proofErr w:type="spellStart"/>
+      <w:proofErr w:type="gramStart"/>
+      <w:r>
+        <w:t>song.setGenre</w:t>
+      </w:r>
+      <w:proofErr w:type="spellEnd"/>
+      <w:proofErr w:type="gramEnd"/>
+      <w:r>
+        <w:t>(</w:t>
+      </w:r>
+      <w:proofErr w:type="spellStart"/>
+      <w:r>
+        <w:t>arr</w:t>
+      </w:r>
+      <w:proofErr w:type="spellEnd"/>
+      <w:r>
+        <w:t>[1]);</w:t>
+      </w:r>
+    </w:p>
+    <w:p>
+      <w:r>
+        <w:tab/>
+      </w:r>
+      <w:r>
+        <w:tab/>
+      </w:r>
+      <w:r>
+        <w:tab/>
+      </w:r>
+      <w:proofErr w:type="spellStart"/>
+      <w:r>
+        <w:t>SimpleDateFormat</w:t>
+      </w:r>
+      <w:proofErr w:type="spellEnd"/>
+      <w:r>
+        <w:t xml:space="preserve"> </w:t>
+      </w:r>
+      <w:proofErr w:type="spellStart"/>
+      <w:r>
+        <w:t>sdf</w:t>
+      </w:r>
+      <w:proofErr w:type="spellEnd"/>
+      <w:r>
+        <w:t xml:space="preserve">=new </w:t>
+      </w:r>
+      <w:proofErr w:type="spellStart"/>
+      <w:r>
+        <w:t>SimpleDateFormat</w:t>
+      </w:r>
+      <w:proofErr w:type="spellEnd"/>
+      <w:r>
+        <w:t>("</w:t>
+      </w:r>
+      <w:proofErr w:type="spellStart"/>
+      <w:r>
+        <w:t>hh:mm</w:t>
+      </w:r>
+      <w:proofErr w:type="spellEnd"/>
+      <w:r>
+        <w:t>");</w:t>
+      </w:r>
+    </w:p>
+    <w:p>
+      <w:r>
+        <w:tab/>
+      </w:r>
+      <w:r>
+        <w:tab/>
+      </w:r>
+      <w:r>
+        <w:tab/>
+      </w:r>
+      <w:proofErr w:type="spellStart"/>
+      <w:proofErr w:type="gramStart"/>
+      <w:r>
+        <w:t>song.setDuration</w:t>
+      </w:r>
+      <w:proofErr w:type="spellEnd"/>
+      <w:proofErr w:type="gramEnd"/>
+      <w:r>
+        <w:t>(</w:t>
+      </w:r>
+      <w:proofErr w:type="spellStart"/>
+      <w:r>
+        <w:t>sdf.parse</w:t>
+      </w:r>
+      <w:proofErr w:type="spellEnd"/>
+      <w:r>
+        <w:t>(</w:t>
+      </w:r>
+      <w:proofErr w:type="spellStart"/>
+      <w:r>
+        <w:t>arr</w:t>
+      </w:r>
+      <w:proofErr w:type="spellEnd"/>
+      <w:r>
+        <w:t>[2]));</w:t>
+      </w:r>
+    </w:p>
+    <w:p>
+      <w:r>
+        <w:tab/>
+      </w:r>
+      <w:r>
+        <w:tab/>
+      </w:r>
+      <w:r>
+        <w:tab/>
+      </w:r>
+      <w:proofErr w:type="spellStart"/>
+      <w:proofErr w:type="gramStart"/>
+      <w:r>
+        <w:t>song.setRating</w:t>
+      </w:r>
+      <w:proofErr w:type="spellEnd"/>
+      <w:proofErr w:type="gramEnd"/>
+      <w:r>
+        <w:t>(</w:t>
+      </w:r>
+      <w:proofErr w:type="spellStart"/>
+      <w:r>
+        <w:t>Double.parseDouble</w:t>
+      </w:r>
+      <w:proofErr w:type="spellEnd"/>
+      <w:r>
+        <w:t>(</w:t>
+      </w:r>
+      <w:proofErr w:type="spellStart"/>
+      <w:r>
+        <w:t>arr</w:t>
+      </w:r>
+      <w:proofErr w:type="spellEnd"/>
+      <w:r>
+        <w:t>[3]));</w:t>
+      </w:r>
+    </w:p>
+    <w:p>
+      <w:r>
+        <w:tab/>
+      </w:r>
+      <w:r>
+        <w:tab/>
+      </w:r>
+      <w:r>
+        <w:tab/>
+      </w:r>
+      <w:proofErr w:type="gramStart"/>
+      <w:r>
+        <w:t>String[</w:t>
+      </w:r>
+      <w:proofErr w:type="gramEnd"/>
+      <w:r>
+        <w:t xml:space="preserve">] </w:t>
+      </w:r>
+      <w:proofErr w:type="spellStart"/>
+      <w:r>
+        <w:t>aarr</w:t>
+      </w:r>
+      <w:proofErr w:type="spellEnd"/>
+      <w:r>
+        <w:t xml:space="preserve"> = </w:t>
+      </w:r>
+      <w:proofErr w:type="spellStart"/>
+      <w:r>
+        <w:t>arr</w:t>
+      </w:r>
+      <w:proofErr w:type="spellEnd"/>
+      <w:r>
+        <w:t>[4].split("-");</w:t>
+      </w:r>
+    </w:p>
+    <w:p>
+      <w:r>
+        <w:tab/>
+      </w:r>
+      <w:r>
+        <w:tab/>
+      </w:r>
+      <w:r>
+        <w:tab/>
+        <w:t xml:space="preserve">List&lt;Artist&gt; </w:t>
+      </w:r>
+      <w:proofErr w:type="spellStart"/>
+      <w:r>
+        <w:t>artistList</w:t>
+      </w:r>
+      <w:proofErr w:type="spellEnd"/>
+      <w:r>
+        <w:t xml:space="preserve">=new </w:t>
+      </w:r>
+      <w:proofErr w:type="spellStart"/>
+      <w:r>
+        <w:t>ArrayList</w:t>
+      </w:r>
+      <w:proofErr w:type="spellEnd"/>
+      <w:r>
+        <w:t>&lt;</w:t>
+      </w:r>
+      <w:proofErr w:type="gramStart"/>
+      <w:r>
+        <w:t>&gt;(</w:t>
+      </w:r>
+      <w:proofErr w:type="gramEnd"/>
+      <w:r>
+        <w:t>);</w:t>
+      </w:r>
+    </w:p>
+    <w:p>
+      <w:r>
+        <w:tab/>
+      </w:r>
+      <w:r>
+        <w:tab/>
+      </w:r>
+      <w:r>
+        <w:tab/>
+      </w:r>
+      <w:proofErr w:type="gramStart"/>
+      <w:r>
+        <w:t>for(</w:t>
+      </w:r>
+      <w:proofErr w:type="gramEnd"/>
+      <w:r>
+        <w:t xml:space="preserve">String </w:t>
+      </w:r>
+      <w:proofErr w:type="spellStart"/>
+      <w:r>
+        <w:t>aName:aarr</w:t>
+      </w:r>
+      <w:proofErr w:type="spellEnd"/>
+      <w:r>
+        <w:t>)</w:t>
+      </w:r>
+    </w:p>
+    <w:p>
+      <w:r>
+        <w:tab/>
+      </w:r>
+      <w:r>
+        <w:tab/>
+      </w:r>
+      <w:r>
+        <w:tab/>
+        <w:t>{</w:t>
+      </w:r>
+    </w:p>
+    <w:p>
+      <w:r>
+        <w:tab/>
+      </w:r>
+      <w:r>
+        <w:tab/>
+      </w:r>
+      <w:r>
+        <w:tab/>
+      </w:r>
+      <w:r>
+        <w:tab/>
+        <w:t xml:space="preserve">//find artist object from prefill using </w:t>
+      </w:r>
+      <w:proofErr w:type="spellStart"/>
+      <w:r>
+        <w:t>aName</w:t>
+      </w:r>
+      <w:proofErr w:type="spellEnd"/>
+    </w:p>
+    <w:p>
+      <w:r>
+        <w:tab/>
+      </w:r>
+      <w:r>
+        <w:tab/>
+      </w:r>
+      <w:r>
+        <w:tab/>
+      </w:r>
+      <w:r>
+        <w:tab/>
+      </w:r>
+      <w:proofErr w:type="gramStart"/>
+      <w:r>
+        <w:t>for(</w:t>
+      </w:r>
+      <w:proofErr w:type="gramEnd"/>
+      <w:r>
+        <w:t xml:space="preserve">Artist a : </w:t>
+      </w:r>
+      <w:proofErr w:type="spellStart"/>
+      <w:r>
+        <w:t>allArtists</w:t>
+      </w:r>
+      <w:proofErr w:type="spellEnd"/>
+      <w:r>
+        <w:t>)</w:t>
+      </w:r>
+    </w:p>
+    <w:p>
+      <w:r>
+        <w:tab/>
+      </w:r>
+      <w:r>
+        <w:tab/>
+      </w:r>
+      <w:r>
+        <w:tab/>
+      </w:r>
+      <w:r>
+        <w:tab/>
+        <w:t>{</w:t>
+      </w:r>
+    </w:p>
+    <w:p>
+      <w:r>
+        <w:tab/>
+      </w:r>
+      <w:r>
+        <w:tab/>
+      </w:r>
+      <w:r>
+        <w:tab/>
+      </w:r>
+      <w:r>
+        <w:tab/>
+      </w:r>
+      <w:r>
+        <w:tab/>
+        <w:t>if(</w:t>
+      </w:r>
+      <w:proofErr w:type="spellStart"/>
+      <w:proofErr w:type="gramStart"/>
+      <w:r>
+        <w:t>a.getName</w:t>
+      </w:r>
+      <w:proofErr w:type="spellEnd"/>
+      <w:proofErr w:type="gramEnd"/>
+      <w:r>
+        <w:t>().equals(</w:t>
+      </w:r>
+      <w:proofErr w:type="spellStart"/>
+      <w:r>
+        <w:t>aName</w:t>
+      </w:r>
+      <w:proofErr w:type="spellEnd"/>
+      <w:r>
+        <w:t>))</w:t>
+      </w:r>
+    </w:p>
+    <w:p>
+      <w:r>
+        <w:tab/>
+      </w:r>
+      <w:r>
+        <w:tab/>
+      </w:r>
+      <w:r>
+        <w:tab/>
+      </w:r>
+      <w:r>
+        <w:tab/>
+      </w:r>
+      <w:r>
+        <w:tab/>
+      </w:r>
+      <w:r>
+        <w:tab/>
+      </w:r>
+      <w:proofErr w:type="spellStart"/>
+      <w:r>
+        <w:t>artistList.add</w:t>
+      </w:r>
+      <w:proofErr w:type="spellEnd"/>
+      <w:r>
+        <w:t>(a);</w:t>
+      </w:r>
+    </w:p>
+    <w:p>
+      <w:r>
+        <w:tab/>
+      </w:r>
+      <w:r>
+        <w:tab/>
+      </w:r>
+      <w:r>
+        <w:tab/>
+      </w:r>
+      <w:r>
+        <w:tab/>
+        <w:t>}</w:t>
+      </w:r>
+    </w:p>
+    <w:p>
+      <w:r>
+        <w:tab/>
+      </w:r>
+      <w:r>
+        <w:tab/>
+      </w:r>
+      <w:r>
+        <w:tab/>
+        <w:t>}</w:t>
+      </w:r>
+    </w:p>
+    <w:p>
+      <w:r>
+        <w:tab/>
+      </w:r>
+      <w:r>
+        <w:tab/>
+      </w:r>
+      <w:r>
+        <w:tab/>
+      </w:r>
+      <w:proofErr w:type="spellStart"/>
+      <w:proofErr w:type="gramStart"/>
+      <w:r>
+        <w:t>song.setArtistList</w:t>
+      </w:r>
+      <w:proofErr w:type="spellEnd"/>
+      <w:proofErr w:type="gramEnd"/>
+      <w:r>
+        <w:t>(</w:t>
+      </w:r>
+      <w:proofErr w:type="spellStart"/>
+      <w:r>
+        <w:t>artistList</w:t>
+      </w:r>
+      <w:proofErr w:type="spellEnd"/>
+      <w:r>
+        <w:t>);</w:t>
+      </w:r>
+    </w:p>
+    <w:p>
+      <w:r>
+        <w:tab/>
+      </w:r>
+      <w:r>
+        <w:tab/>
+      </w:r>
+      <w:r>
+        <w:tab/>
+      </w:r>
+      <w:proofErr w:type="spellStart"/>
+      <w:r>
+        <w:t>songList.add</w:t>
+      </w:r>
+      <w:proofErr w:type="spellEnd"/>
+      <w:r>
+        <w:t>(song);</w:t>
+      </w:r>
+    </w:p>
+    <w:p>
+      <w:r>
+        <w:tab/>
+      </w:r>
+      <w:r>
+        <w:tab/>
+        <w:t>}</w:t>
+      </w:r>
+    </w:p>
+    <w:p>
+      <w:r>
+        <w:tab/>
+      </w:r>
+      <w:r>
+        <w:tab/>
+      </w:r>
+      <w:proofErr w:type="spellStart"/>
+      <w:r>
+        <w:t>System.out.println</w:t>
+      </w:r>
+      <w:proofErr w:type="spellEnd"/>
+      <w:r>
+        <w:t>("Enter the gender of singer:");</w:t>
+      </w:r>
+    </w:p>
+    <w:p>
+      <w:r>
+        <w:tab/>
+      </w:r>
+      <w:r>
+        <w:tab/>
+        <w:t>String gender=</w:t>
+      </w:r>
+      <w:proofErr w:type="spellStart"/>
+      <w:proofErr w:type="gramStart"/>
+      <w:r>
+        <w:t>sc.next</w:t>
+      </w:r>
+      <w:proofErr w:type="spellEnd"/>
+      <w:proofErr w:type="gramEnd"/>
+      <w:r>
+        <w:t>();</w:t>
+      </w:r>
+    </w:p>
+    <w:p>
+      <w:r>
+        <w:tab/>
+      </w:r>
+      <w:r>
+        <w:tab/>
+        <w:t xml:space="preserve">Artist result = </w:t>
+      </w:r>
+      <w:proofErr w:type="spellStart"/>
+      <w:r>
+        <w:t>Artist.bestSinger</w:t>
+      </w:r>
+      <w:proofErr w:type="spellEnd"/>
+      <w:r>
+        <w:t xml:space="preserve">(gender, </w:t>
+      </w:r>
+      <w:proofErr w:type="spellStart"/>
+      <w:r>
+        <w:t>allArtists</w:t>
+      </w:r>
+      <w:proofErr w:type="spellEnd"/>
+      <w:r>
+        <w:t>);</w:t>
+      </w:r>
+    </w:p>
+    <w:p>
+      <w:r>
+        <w:tab/>
+      </w:r>
+      <w:r>
+        <w:tab/>
+      </w:r>
+      <w:proofErr w:type="spellStart"/>
+      <w:r>
+        <w:t>System.out.println</w:t>
+      </w:r>
+      <w:proofErr w:type="spellEnd"/>
+      <w:r>
+        <w:t>("The best "+gender+" singer is "+</w:t>
+      </w:r>
+      <w:proofErr w:type="spellStart"/>
+      <w:proofErr w:type="gramStart"/>
+      <w:r>
+        <w:t>result.getName</w:t>
+      </w:r>
+      <w:proofErr w:type="spellEnd"/>
+      <w:proofErr w:type="gramEnd"/>
+      <w:r>
+        <w:t>());</w:t>
+      </w:r>
+    </w:p>
+    <w:p>
+      <w:r>
+        <w:tab/>
+        <w:t>}</w:t>
+      </w:r>
+    </w:p>
+    <w:p/>
+    <w:p>
+      <w:r>
+        <w:t>}</w:t>
+      </w:r>
+    </w:p>
+    <w:p>
+      <w:pPr>
+        <w:pBdr>
+          <w:bottom w:val="single" w:sz="6" w:space="1" w:color="auto"/>
+        </w:pBdr>
+      </w:pPr>
+    </w:p>
+    <w:p>
+      <w:r>
+        <w:t xml:space="preserve">Complete the Artist class </w:t>
+      </w:r>
+      <w:proofErr w:type="spellStart"/>
+      <w:r>
+        <w:t>bestSinger</w:t>
+      </w:r>
+      <w:proofErr w:type="spellEnd"/>
+      <w:r>
+        <w:t xml:space="preserve"> method.</w:t>
+      </w:r>
+    </w:p>
+    <w:p>
+      <w:r>
+        <w:t>And run all test cases.</w:t>
       </w:r>
     </w:p>
     <w:p/>
@@ -482,6 +4106,155 @@
     </w:lvl>
   </w:abstractNum>
   <w:abstractNum w:abstractNumId="4" w15:restartNumberingAfterBreak="0">
+    <w:nsid w:val="13A43241"/>
+    <w:multiLevelType w:val="multilevel"/>
+    <w:tmpl w:val="4DB69334"/>
+    <w:lvl w:ilvl="0">
+      <w:start w:val="1"/>
+      <w:numFmt w:val="bullet"/>
+      <w:lvlText w:val=""/>
+      <w:lvlJc w:val="left"/>
+      <w:pPr>
+        <w:tabs>
+          <w:tab w:val="num" w:pos="720"/>
+        </w:tabs>
+        <w:ind w:left="720" w:hanging="360"/>
+      </w:pPr>
+      <w:rPr>
+        <w:rFonts w:ascii="Symbol" w:hAnsi="Symbol" w:hint="default"/>
+        <w:sz w:val="20"/>
+      </w:rPr>
+    </w:lvl>
+    <w:lvl w:ilvl="1" w:tentative="1">
+      <w:start w:val="1"/>
+      <w:numFmt w:val="bullet"/>
+      <w:lvlText w:val=""/>
+      <w:lvlJc w:val="left"/>
+      <w:pPr>
+        <w:tabs>
+          <w:tab w:val="num" w:pos="1440"/>
+        </w:tabs>
+        <w:ind w:left="1440" w:hanging="360"/>
+      </w:pPr>
+      <w:rPr>
+        <w:rFonts w:ascii="Symbol" w:hAnsi="Symbol" w:hint="default"/>
+        <w:sz w:val="20"/>
+      </w:rPr>
+    </w:lvl>
+    <w:lvl w:ilvl="2" w:tentative="1">
+      <w:start w:val="1"/>
+      <w:numFmt w:val="bullet"/>
+      <w:lvlText w:val=""/>
+      <w:lvlJc w:val="left"/>
+      <w:pPr>
+        <w:tabs>
+          <w:tab w:val="num" w:pos="2160"/>
+        </w:tabs>
+        <w:ind w:left="2160" w:hanging="360"/>
+      </w:pPr>
+      <w:rPr>
+        <w:rFonts w:ascii="Symbol" w:hAnsi="Symbol" w:hint="default"/>
+        <w:sz w:val="20"/>
+      </w:rPr>
+    </w:lvl>
+    <w:lvl w:ilvl="3" w:tentative="1">
+      <w:start w:val="1"/>
+      <w:numFmt w:val="bullet"/>
+      <w:lvlText w:val=""/>
+      <w:lvlJc w:val="left"/>
+      <w:pPr>
+        <w:tabs>
+          <w:tab w:val="num" w:pos="2880"/>
+        </w:tabs>
+        <w:ind w:left="2880" w:hanging="360"/>
+      </w:pPr>
+      <w:rPr>
+        <w:rFonts w:ascii="Symbol" w:hAnsi="Symbol" w:hint="default"/>
+        <w:sz w:val="20"/>
+      </w:rPr>
+    </w:lvl>
+    <w:lvl w:ilvl="4" w:tentative="1">
+      <w:start w:val="1"/>
+      <w:numFmt w:val="bullet"/>
+      <w:lvlText w:val=""/>
+      <w:lvlJc w:val="left"/>
+      <w:pPr>
+        <w:tabs>
+          <w:tab w:val="num" w:pos="3600"/>
+        </w:tabs>
+        <w:ind w:left="3600" w:hanging="360"/>
+      </w:pPr>
+      <w:rPr>
+        <w:rFonts w:ascii="Symbol" w:hAnsi="Symbol" w:hint="default"/>
+        <w:sz w:val="20"/>
+      </w:rPr>
+    </w:lvl>
+    <w:lvl w:ilvl="5" w:tentative="1">
+      <w:start w:val="1"/>
+      <w:numFmt w:val="bullet"/>
+      <w:lvlText w:val=""/>
+      <w:lvlJc w:val="left"/>
+      <w:pPr>
+        <w:tabs>
+          <w:tab w:val="num" w:pos="4320"/>
+        </w:tabs>
+        <w:ind w:left="4320" w:hanging="360"/>
+      </w:pPr>
+      <w:rPr>
+        <w:rFonts w:ascii="Symbol" w:hAnsi="Symbol" w:hint="default"/>
+        <w:sz w:val="20"/>
+      </w:rPr>
+    </w:lvl>
+    <w:lvl w:ilvl="6" w:tentative="1">
+      <w:start w:val="1"/>
+      <w:numFmt w:val="bullet"/>
+      <w:lvlText w:val=""/>
+      <w:lvlJc w:val="left"/>
+      <w:pPr>
+        <w:tabs>
+          <w:tab w:val="num" w:pos="5040"/>
+        </w:tabs>
+        <w:ind w:left="5040" w:hanging="360"/>
+      </w:pPr>
+      <w:rPr>
+        <w:rFonts w:ascii="Symbol" w:hAnsi="Symbol" w:hint="default"/>
+        <w:sz w:val="20"/>
+      </w:rPr>
+    </w:lvl>
+    <w:lvl w:ilvl="7" w:tentative="1">
+      <w:start w:val="1"/>
+      <w:numFmt w:val="bullet"/>
+      <w:lvlText w:val=""/>
+      <w:lvlJc w:val="left"/>
+      <w:pPr>
+        <w:tabs>
+          <w:tab w:val="num" w:pos="5760"/>
+        </w:tabs>
+        <w:ind w:left="5760" w:hanging="360"/>
+      </w:pPr>
+      <w:rPr>
+        <w:rFonts w:ascii="Symbol" w:hAnsi="Symbol" w:hint="default"/>
+        <w:sz w:val="20"/>
+      </w:rPr>
+    </w:lvl>
+    <w:lvl w:ilvl="8" w:tentative="1">
+      <w:start w:val="1"/>
+      <w:numFmt w:val="bullet"/>
+      <w:lvlText w:val=""/>
+      <w:lvlJc w:val="left"/>
+      <w:pPr>
+        <w:tabs>
+          <w:tab w:val="num" w:pos="6480"/>
+        </w:tabs>
+        <w:ind w:left="6480" w:hanging="360"/>
+      </w:pPr>
+      <w:rPr>
+        <w:rFonts w:ascii="Symbol" w:hAnsi="Symbol" w:hint="default"/>
+        <w:sz w:val="20"/>
+      </w:rPr>
+    </w:lvl>
+  </w:abstractNum>
+  <w:abstractNum w:abstractNumId="5" w15:restartNumberingAfterBreak="0">
     <w:nsid w:val="1B66570B"/>
     <w:multiLevelType w:val="hybridMultilevel"/>
     <w:tmpl w:val="44A290F0"/>
@@ -570,7 +4343,7 @@
       </w:pPr>
     </w:lvl>
   </w:abstractNum>
-  <w:abstractNum w:abstractNumId="5" w15:restartNumberingAfterBreak="0">
+  <w:abstractNum w:abstractNumId="6" w15:restartNumberingAfterBreak="0">
     <w:nsid w:val="21A165FB"/>
     <w:multiLevelType w:val="hybridMultilevel"/>
     <w:tmpl w:val="59B01384"/>
@@ -659,7 +4432,7 @@
       </w:pPr>
     </w:lvl>
   </w:abstractNum>
-  <w:abstractNum w:abstractNumId="6" w15:restartNumberingAfterBreak="0">
+  <w:abstractNum w:abstractNumId="7" w15:restartNumberingAfterBreak="0">
     <w:nsid w:val="33200079"/>
     <w:multiLevelType w:val="hybridMultilevel"/>
     <w:tmpl w:val="39EC67E0"/>
@@ -748,7 +4521,7 @@
       </w:pPr>
     </w:lvl>
   </w:abstractNum>
-  <w:abstractNum w:abstractNumId="7" w15:restartNumberingAfterBreak="0">
+  <w:abstractNum w:abstractNumId="8" w15:restartNumberingAfterBreak="0">
     <w:nsid w:val="3BF67E76"/>
     <w:multiLevelType w:val="hybridMultilevel"/>
     <w:tmpl w:val="43CEA374"/>
@@ -860,7 +4633,7 @@
       </w:rPr>
     </w:lvl>
   </w:abstractNum>
-  <w:abstractNum w:abstractNumId="8" w15:restartNumberingAfterBreak="0">
+  <w:abstractNum w:abstractNumId="9" w15:restartNumberingAfterBreak="0">
     <w:nsid w:val="41371305"/>
     <w:multiLevelType w:val="hybridMultilevel"/>
     <w:tmpl w:val="1FFC6C24"/>
@@ -949,7 +4722,7 @@
       </w:pPr>
     </w:lvl>
   </w:abstractNum>
-  <w:abstractNum w:abstractNumId="9" w15:restartNumberingAfterBreak="0">
+  <w:abstractNum w:abstractNumId="10" w15:restartNumberingAfterBreak="0">
     <w:nsid w:val="4A1A0322"/>
     <w:multiLevelType w:val="hybridMultilevel"/>
     <w:tmpl w:val="5AE46CF6"/>
@@ -1038,7 +4811,7 @@
       </w:pPr>
     </w:lvl>
   </w:abstractNum>
-  <w:abstractNum w:abstractNumId="10" w15:restartNumberingAfterBreak="0">
+  <w:abstractNum w:abstractNumId="11" w15:restartNumberingAfterBreak="0">
     <w:nsid w:val="5D125393"/>
     <w:multiLevelType w:val="hybridMultilevel"/>
     <w:tmpl w:val="344EECD2"/>
@@ -1127,7 +4900,7 @@
       </w:pPr>
     </w:lvl>
   </w:abstractNum>
-  <w:abstractNum w:abstractNumId="11" w15:restartNumberingAfterBreak="0">
+  <w:abstractNum w:abstractNumId="12" w15:restartNumberingAfterBreak="0">
     <w:nsid w:val="6C914440"/>
     <w:multiLevelType w:val="hybridMultilevel"/>
     <w:tmpl w:val="0F76862A"/>
@@ -1217,40 +4990,43 @@
     </w:lvl>
   </w:abstractNum>
   <w:num w:numId="1">
-    <w:abstractNumId w:val="7"/>
+    <w:abstractNumId w:val="8"/>
   </w:num>
   <w:num w:numId="2">
-    <w:abstractNumId w:val="9"/>
+    <w:abstractNumId w:val="10"/>
   </w:num>
   <w:num w:numId="3">
     <w:abstractNumId w:val="2"/>
   </w:num>
   <w:num w:numId="4">
-    <w:abstractNumId w:val="5"/>
+    <w:abstractNumId w:val="6"/>
   </w:num>
   <w:num w:numId="5">
-    <w:abstractNumId w:val="10"/>
+    <w:abstractNumId w:val="11"/>
   </w:num>
   <w:num w:numId="6">
-    <w:abstractNumId w:val="11"/>
+    <w:abstractNumId w:val="12"/>
   </w:num>
   <w:num w:numId="7">
     <w:abstractNumId w:val="3"/>
   </w:num>
   <w:num w:numId="8">
-    <w:abstractNumId w:val="6"/>
+    <w:abstractNumId w:val="7"/>
   </w:num>
   <w:num w:numId="9">
     <w:abstractNumId w:val="1"/>
   </w:num>
   <w:num w:numId="10">
-    <w:abstractNumId w:val="4"/>
+    <w:abstractNumId w:val="5"/>
   </w:num>
   <w:num w:numId="11">
-    <w:abstractNumId w:val="8"/>
+    <w:abstractNumId w:val="9"/>
   </w:num>
   <w:num w:numId="12">
     <w:abstractNumId w:val="0"/>
+  </w:num>
+  <w:num w:numId="13">
+    <w:abstractNumId w:val="4"/>
   </w:num>
 </w:numbering>
 </file>
@@ -1750,6 +5526,25 @@
       <w:lang w:eastAsia="en-IN"/>
     </w:rPr>
   </w:style>
+  <w:style w:type="paragraph" w:customStyle="1" w:styleId="m6548637099205404649msolistparagraph">
+    <w:name w:val="m_6548637099205404649msolistparagraph"/>
+    <w:basedOn w:val="Normal"/>
+    <w:rsid w:val="009279FB"/>
+    <w:pPr>
+      <w:spacing w:before="100" w:beforeAutospacing="1" w:after="100" w:afterAutospacing="1" w:line="240" w:lineRule="auto"/>
+    </w:pPr>
+    <w:rPr>
+      <w:rFonts w:ascii="Times New Roman" w:eastAsia="Times New Roman" w:hAnsi="Times New Roman" w:cs="Times New Roman"/>
+      <w:sz w:val="24"/>
+      <w:szCs w:val="24"/>
+      <w:lang w:eastAsia="en-IN"/>
+    </w:rPr>
+  </w:style>
+  <w:style w:type="character" w:customStyle="1" w:styleId="m6548637099205404649msohyperlink">
+    <w:name w:val="m_6548637099205404649msohyperlink"/>
+    <w:basedOn w:val="DefaultParagraphFont"/>
+    <w:rsid w:val="009279FB"/>
+  </w:style>
 </w:styles>
 </file>
 

--- a/notes_28Apr2023.docx
+++ b/notes_28Apr2023.docx
@@ -3672,10 +3672,1832 @@
       </w:r>
     </w:p>
     <w:p>
+      <w:pPr>
+        <w:pBdr>
+          <w:bottom w:val="single" w:sz="6" w:space="1" w:color="auto"/>
+        </w:pBdr>
+      </w:pPr>
       <w:r>
         <w:t>And run all test cases.</w:t>
       </w:r>
     </w:p>
+    <w:p>
+      <w:r>
+        <w:lastRenderedPageBreak/>
+        <w:t>Maven:</w:t>
+      </w:r>
+    </w:p>
+    <w:p>
+      <w:r>
+        <w:t>---------</w:t>
+      </w:r>
+    </w:p>
+    <w:p>
+      <w:r>
+        <w:t>What is Maven?</w:t>
+      </w:r>
+    </w:p>
+    <w:p>
+      <w:r>
+        <w:tab/>
+        <w:t>Is a Building tool</w:t>
+      </w:r>
+    </w:p>
+    <w:p>
+      <w:r>
+        <w:tab/>
+        <w:t>Project build tool.</w:t>
+      </w:r>
+    </w:p>
+    <w:p>
+      <w:r>
+        <w:tab/>
+      </w:r>
+    </w:p>
+    <w:p>
+      <w:r>
+        <w:t>Have we used any jar file in our project?</w:t>
+      </w:r>
+    </w:p>
+    <w:p>
+      <w:r>
+        <w:tab/>
+        <w:t>Jar= Java Archive</w:t>
+      </w:r>
+      <w:r>
+        <w:tab/>
+      </w:r>
+      <w:r>
+        <w:tab/>
+        <w:t>similar to .</w:t>
+      </w:r>
+      <w:proofErr w:type="spellStart"/>
+      <w:r>
+        <w:t>rar</w:t>
+      </w:r>
+      <w:proofErr w:type="spellEnd"/>
+      <w:r>
+        <w:tab/>
+        <w:t>or .zip</w:t>
+      </w:r>
+    </w:p>
+    <w:p>
+      <w:r>
+        <w:t>We add jar files to our project, so that we can make use of the classes, interfaces, methods available in that .jar</w:t>
+      </w:r>
+      <w:r>
+        <w:tab/>
+        <w:t>(library)</w:t>
+      </w:r>
+    </w:p>
+    <w:p/>
+    <w:p>
+      <w:r>
+        <w:t>If we add lot of jars to the project:</w:t>
+      </w:r>
+    </w:p>
+    <w:p>
+      <w:r>
+        <w:tab/>
+        <w:t>Size of the project is increased</w:t>
+      </w:r>
+    </w:p>
+    <w:p>
+      <w:r>
+        <w:tab/>
+        <w:t>Maintaining the jars when there is a change in version</w:t>
+      </w:r>
+    </w:p>
+    <w:p>
+      <w:r>
+        <w:tab/>
+        <w:t xml:space="preserve">In every project (ex: hibernate) is used, a copy of those jar files </w:t>
+      </w:r>
+      <w:proofErr w:type="gramStart"/>
+      <w:r>
+        <w:t>are</w:t>
+      </w:r>
+      <w:proofErr w:type="gramEnd"/>
+      <w:r>
+        <w:t xml:space="preserve"> present in each project</w:t>
+      </w:r>
+    </w:p>
+    <w:p/>
+    <w:p>
+      <w:r>
+        <w:t>If I use maven,</w:t>
+      </w:r>
+    </w:p>
+    <w:p>
+      <w:r>
+        <w:tab/>
+        <w:t>The size of the project is not increased because, my project folder will not contain the jar files.</w:t>
+      </w:r>
+    </w:p>
+    <w:p>
+      <w:r>
+        <w:t>Maven has a remote repository where all the jar files are present.</w:t>
+      </w:r>
+    </w:p>
+    <w:p>
+      <w:r>
+        <w:t xml:space="preserve">When you create project and add dependency entry in pom.xml, maven checks if these jars are present in local repository or not. If not, then only it downloads. </w:t>
+      </w:r>
+    </w:p>
+    <w:p>
+      <w:r>
+        <w:t>Group id:</w:t>
+      </w:r>
+      <w:r>
+        <w:tab/>
+      </w:r>
+      <w:r>
+        <w:tab/>
+      </w:r>
+      <w:proofErr w:type="spellStart"/>
+      <w:proofErr w:type="gramStart"/>
+      <w:r>
+        <w:t>com.ust.demo</w:t>
+      </w:r>
+      <w:proofErr w:type="spellEnd"/>
+      <w:proofErr w:type="gramEnd"/>
+    </w:p>
+    <w:p>
+      <w:r>
+        <w:t>Artifact id:</w:t>
+      </w:r>
+      <w:r>
+        <w:tab/>
+      </w:r>
+      <w:r>
+        <w:tab/>
+        <w:t>project-demo-1</w:t>
+      </w:r>
+    </w:p>
+    <w:p>
+      <w:r>
+        <w:t>Version:</w:t>
+      </w:r>
+    </w:p>
+    <w:p>
+      <w:pPr>
+        <w:pBdr>
+          <w:bottom w:val="single" w:sz="6" w:space="1" w:color="auto"/>
+        </w:pBdr>
+      </w:pPr>
+    </w:p>
+    <w:p>
+      <w:r>
+        <w:t>GIT</w:t>
+      </w:r>
+    </w:p>
+    <w:p>
+      <w:r>
+        <w:t>What is GIT?</w:t>
+      </w:r>
+    </w:p>
+    <w:p>
+      <w:r>
+        <w:tab/>
+        <w:t>Is a version control platform</w:t>
+      </w:r>
+    </w:p>
+    <w:p>
+      <w:r>
+        <w:tab/>
+        <w:t>When multiple programmers work on same project, they contribute code to the same project, but still we should be able to trace, track who made what changes.</w:t>
+      </w:r>
+    </w:p>
+    <w:p>
+      <w:r>
+        <w:t>Git allow us to collaborate and merge the code.</w:t>
+      </w:r>
+    </w:p>
+    <w:p>
+      <w:proofErr w:type="spellStart"/>
+      <w:r>
+        <w:lastRenderedPageBreak/>
+        <w:t>Mysql</w:t>
+      </w:r>
+      <w:proofErr w:type="spellEnd"/>
+      <w:r>
+        <w:t xml:space="preserve"> server folder </w:t>
+      </w:r>
+      <w:r>
+        <w:tab/>
+        <w:t xml:space="preserve">and to </w:t>
+      </w:r>
+      <w:proofErr w:type="spellStart"/>
+      <w:r>
+        <w:t>cmd</w:t>
+      </w:r>
+      <w:proofErr w:type="spellEnd"/>
+      <w:r>
+        <w:t xml:space="preserve"> prompt</w:t>
+      </w:r>
+    </w:p>
+    <w:p>
+      <w:proofErr w:type="spellStart"/>
+      <w:r>
+        <w:t>nysqd</w:t>
+      </w:r>
+      <w:proofErr w:type="spellEnd"/>
+      <w:r>
+        <w:t xml:space="preserve"> --console</w:t>
+      </w:r>
+      <w:r>
+        <w:tab/>
+      </w:r>
+      <w:r>
+        <w:tab/>
+      </w:r>
+    </w:p>
+    <w:p>
+      <w:r>
+        <w:tab/>
+        <w:t xml:space="preserve">this will start </w:t>
+      </w:r>
+      <w:proofErr w:type="spellStart"/>
+      <w:r>
+        <w:t>mysql</w:t>
+      </w:r>
+      <w:proofErr w:type="spellEnd"/>
+      <w:r>
+        <w:t xml:space="preserve"> server</w:t>
+      </w:r>
+    </w:p>
+    <w:p/>
+    <w:p>
+      <w:r>
+        <w:t xml:space="preserve">JDBC with </w:t>
+      </w:r>
+      <w:proofErr w:type="spellStart"/>
+      <w:r>
+        <w:t>mysql</w:t>
+      </w:r>
+      <w:proofErr w:type="spellEnd"/>
+      <w:r>
+        <w:t>:</w:t>
+      </w:r>
+    </w:p>
+    <w:p>
+      <w:r>
+        <w:t>Driver name</w:t>
+      </w:r>
+      <w:r>
+        <w:tab/>
+      </w:r>
+      <w:r>
+        <w:tab/>
+        <w:t>(automatically chosen)</w:t>
+      </w:r>
+    </w:p>
+    <w:p>
+      <w:r>
+        <w:t>URL</w:t>
+      </w:r>
+      <w:r>
+        <w:tab/>
+      </w:r>
+      <w:r>
+        <w:tab/>
+      </w:r>
+      <w:r>
+        <w:tab/>
+      </w:r>
+      <w:proofErr w:type="spellStart"/>
+      <w:proofErr w:type="gramStart"/>
+      <w:r>
+        <w:t>jdbc:mysql</w:t>
+      </w:r>
+      <w:proofErr w:type="spellEnd"/>
+      <w:r>
+        <w:t>://localhost:3306/schema</w:t>
+      </w:r>
+      <w:proofErr w:type="gramEnd"/>
+    </w:p>
+    <w:p>
+      <w:r>
+        <w:t>Username</w:t>
+      </w:r>
+    </w:p>
+    <w:p>
+      <w:r>
+        <w:t>Password</w:t>
+      </w:r>
+    </w:p>
+    <w:p/>
+    <w:p>
+      <w:r>
+        <w:t xml:space="preserve">In pom.xml use this </w:t>
+      </w:r>
+      <w:proofErr w:type="spellStart"/>
+      <w:r>
+        <w:t>mysql</w:t>
+      </w:r>
+      <w:proofErr w:type="spellEnd"/>
+      <w:r>
+        <w:t xml:space="preserve"> dependency:</w:t>
+      </w:r>
+    </w:p>
+    <w:p>
+      <w:proofErr w:type="gramStart"/>
+      <w:r>
+        <w:t>&lt;!--</w:t>
+      </w:r>
+      <w:proofErr w:type="gramEnd"/>
+      <w:r>
+        <w:t xml:space="preserve"> https://mvnrepository.com/artifact/mysql/mysql-connector-java --&gt;</w:t>
+      </w:r>
+    </w:p>
+    <w:p>
+      <w:r>
+        <w:t>&lt;dependency&gt;</w:t>
+      </w:r>
+    </w:p>
+    <w:p>
+      <w:r>
+        <w:t xml:space="preserve">    &lt;</w:t>
+      </w:r>
+      <w:proofErr w:type="spellStart"/>
+      <w:r>
+        <w:t>groupId</w:t>
+      </w:r>
+      <w:proofErr w:type="spellEnd"/>
+      <w:r>
+        <w:t>&gt;</w:t>
+      </w:r>
+      <w:proofErr w:type="spellStart"/>
+      <w:r>
+        <w:t>mysql</w:t>
+      </w:r>
+      <w:proofErr w:type="spellEnd"/>
+      <w:r>
+        <w:t>&lt;/</w:t>
+      </w:r>
+      <w:proofErr w:type="spellStart"/>
+      <w:r>
+        <w:t>groupId</w:t>
+      </w:r>
+      <w:proofErr w:type="spellEnd"/>
+      <w:r>
+        <w:t>&gt;</w:t>
+      </w:r>
+    </w:p>
+    <w:p>
+      <w:r>
+        <w:t xml:space="preserve">    &lt;</w:t>
+      </w:r>
+      <w:proofErr w:type="spellStart"/>
+      <w:r>
+        <w:t>artifactId</w:t>
+      </w:r>
+      <w:proofErr w:type="spellEnd"/>
+      <w:r>
+        <w:t>&gt;</w:t>
+      </w:r>
+      <w:proofErr w:type="spellStart"/>
+      <w:r>
+        <w:t>mysql</w:t>
+      </w:r>
+      <w:proofErr w:type="spellEnd"/>
+      <w:r>
+        <w:t>-connector-java&lt;/</w:t>
+      </w:r>
+      <w:proofErr w:type="spellStart"/>
+      <w:r>
+        <w:t>artifactId</w:t>
+      </w:r>
+      <w:proofErr w:type="spellEnd"/>
+      <w:r>
+        <w:t>&gt;</w:t>
+      </w:r>
+    </w:p>
+    <w:p>
+      <w:r>
+        <w:t xml:space="preserve">    &lt;version&gt;8.0.27&lt;/version&gt;</w:t>
+      </w:r>
+    </w:p>
+    <w:p>
+      <w:r>
+        <w:t>&lt;/dependency&gt;</w:t>
+      </w:r>
+    </w:p>
+    <w:p/>
+    <w:p>
+      <w:pPr>
+        <w:pStyle w:val="ListParagraph"/>
+        <w:numPr>
+          <w:ilvl w:val="0"/>
+          <w:numId w:val="14"/>
+        </w:numPr>
+      </w:pPr>
+      <w:r>
+        <w:t>Create a maven project</w:t>
+      </w:r>
+    </w:p>
+    <w:p>
+      <w:pPr>
+        <w:pStyle w:val="ListParagraph"/>
+        <w:numPr>
+          <w:ilvl w:val="0"/>
+          <w:numId w:val="14"/>
+        </w:numPr>
+      </w:pPr>
+      <w:r>
+        <w:t>In pom.xml add the above dependency</w:t>
+      </w:r>
+    </w:p>
+    <w:p>
+      <w:pPr>
+        <w:autoSpaceDE w:val="0"/>
+        <w:autoSpaceDN w:val="0"/>
+        <w:adjustRightInd w:val="0"/>
+        <w:spacing w:after="0" w:line="240" w:lineRule="auto"/>
+        <w:ind w:left="360"/>
+        <w:rPr>
+          <w:rFonts w:ascii="Consolas" w:hAnsi="Consolas" w:cs="Consolas"/>
+          <w:sz w:val="14"/>
+          <w:szCs w:val="14"/>
+        </w:rPr>
+      </w:pPr>
+      <w:r>
+        <w:rPr>
+          <w:rFonts w:ascii="Consolas" w:hAnsi="Consolas" w:cs="Consolas"/>
+          <w:b/>
+          <w:bCs/>
+          <w:color w:val="7F0055"/>
+          <w:sz w:val="14"/>
+          <w:szCs w:val="14"/>
+        </w:rPr>
+        <w:t>package</w:t>
+      </w:r>
+      <w:r>
+        <w:rPr>
+          <w:rFonts w:ascii="Consolas" w:hAnsi="Consolas" w:cs="Consolas"/>
+          <w:color w:val="000000"/>
+          <w:sz w:val="14"/>
+          <w:szCs w:val="14"/>
+        </w:rPr>
+        <w:t xml:space="preserve"> </w:t>
+      </w:r>
+      <w:proofErr w:type="spellStart"/>
+      <w:proofErr w:type="gramStart"/>
+      <w:r>
+        <w:rPr>
+          <w:rFonts w:ascii="Consolas" w:hAnsi="Consolas" w:cs="Consolas"/>
+          <w:color w:val="000000"/>
+          <w:sz w:val="14"/>
+          <w:szCs w:val="14"/>
+        </w:rPr>
+        <w:t>com.ust.demo</w:t>
+      </w:r>
+      <w:proofErr w:type="spellEnd"/>
+      <w:proofErr w:type="gramEnd"/>
+      <w:r>
+        <w:rPr>
+          <w:rFonts w:ascii="Consolas" w:hAnsi="Consolas" w:cs="Consolas"/>
+          <w:color w:val="000000"/>
+          <w:sz w:val="14"/>
+          <w:szCs w:val="14"/>
+        </w:rPr>
+        <w:t>;</w:t>
+      </w:r>
+    </w:p>
+    <w:p>
+      <w:pPr>
+        <w:autoSpaceDE w:val="0"/>
+        <w:autoSpaceDN w:val="0"/>
+        <w:adjustRightInd w:val="0"/>
+        <w:spacing w:after="0" w:line="240" w:lineRule="auto"/>
+        <w:ind w:left="360"/>
+        <w:rPr>
+          <w:rFonts w:ascii="Consolas" w:hAnsi="Consolas" w:cs="Consolas"/>
+          <w:sz w:val="14"/>
+          <w:szCs w:val="14"/>
+        </w:rPr>
+      </w:pPr>
+    </w:p>
+    <w:p>
+      <w:pPr>
+        <w:autoSpaceDE w:val="0"/>
+        <w:autoSpaceDN w:val="0"/>
+        <w:adjustRightInd w:val="0"/>
+        <w:spacing w:after="0" w:line="240" w:lineRule="auto"/>
+        <w:ind w:left="360"/>
+        <w:rPr>
+          <w:rFonts w:ascii="Consolas" w:hAnsi="Consolas" w:cs="Consolas"/>
+          <w:sz w:val="14"/>
+          <w:szCs w:val="14"/>
+        </w:rPr>
+      </w:pPr>
+      <w:r>
+        <w:rPr>
+          <w:rFonts w:ascii="Consolas" w:hAnsi="Consolas" w:cs="Consolas"/>
+          <w:b/>
+          <w:bCs/>
+          <w:color w:val="7F0055"/>
+          <w:sz w:val="14"/>
+          <w:szCs w:val="14"/>
+        </w:rPr>
+        <w:t>import</w:t>
+      </w:r>
+      <w:r>
+        <w:rPr>
+          <w:rFonts w:ascii="Consolas" w:hAnsi="Consolas" w:cs="Consolas"/>
+          <w:color w:val="000000"/>
+          <w:sz w:val="14"/>
+          <w:szCs w:val="14"/>
+        </w:rPr>
+        <w:t xml:space="preserve"> </w:t>
+      </w:r>
+      <w:proofErr w:type="spellStart"/>
+      <w:proofErr w:type="gramStart"/>
+      <w:r>
+        <w:rPr>
+          <w:rFonts w:ascii="Consolas" w:hAnsi="Consolas" w:cs="Consolas"/>
+          <w:color w:val="000000"/>
+          <w:sz w:val="14"/>
+          <w:szCs w:val="14"/>
+        </w:rPr>
+        <w:t>java.sql.Connection</w:t>
+      </w:r>
+      <w:proofErr w:type="spellEnd"/>
+      <w:proofErr w:type="gramEnd"/>
+      <w:r>
+        <w:rPr>
+          <w:rFonts w:ascii="Consolas" w:hAnsi="Consolas" w:cs="Consolas"/>
+          <w:color w:val="000000"/>
+          <w:sz w:val="14"/>
+          <w:szCs w:val="14"/>
+        </w:rPr>
+        <w:t>;</w:t>
+      </w:r>
+    </w:p>
+    <w:p>
+      <w:pPr>
+        <w:autoSpaceDE w:val="0"/>
+        <w:autoSpaceDN w:val="0"/>
+        <w:adjustRightInd w:val="0"/>
+        <w:spacing w:after="0" w:line="240" w:lineRule="auto"/>
+        <w:ind w:left="360"/>
+        <w:rPr>
+          <w:rFonts w:ascii="Consolas" w:hAnsi="Consolas" w:cs="Consolas"/>
+          <w:sz w:val="14"/>
+          <w:szCs w:val="14"/>
+        </w:rPr>
+      </w:pPr>
+      <w:r>
+        <w:rPr>
+          <w:rFonts w:ascii="Consolas" w:hAnsi="Consolas" w:cs="Consolas"/>
+          <w:b/>
+          <w:bCs/>
+          <w:color w:val="7F0055"/>
+          <w:sz w:val="14"/>
+          <w:szCs w:val="14"/>
+        </w:rPr>
+        <w:t>import</w:t>
+      </w:r>
+      <w:r>
+        <w:rPr>
+          <w:rFonts w:ascii="Consolas" w:hAnsi="Consolas" w:cs="Consolas"/>
+          <w:color w:val="000000"/>
+          <w:sz w:val="14"/>
+          <w:szCs w:val="14"/>
+        </w:rPr>
+        <w:t xml:space="preserve"> </w:t>
+      </w:r>
+      <w:proofErr w:type="spellStart"/>
+      <w:proofErr w:type="gramStart"/>
+      <w:r>
+        <w:rPr>
+          <w:rFonts w:ascii="Consolas" w:hAnsi="Consolas" w:cs="Consolas"/>
+          <w:color w:val="000000"/>
+          <w:sz w:val="14"/>
+          <w:szCs w:val="14"/>
+        </w:rPr>
+        <w:t>java.sql.DriverManager</w:t>
+      </w:r>
+      <w:proofErr w:type="spellEnd"/>
+      <w:proofErr w:type="gramEnd"/>
+      <w:r>
+        <w:rPr>
+          <w:rFonts w:ascii="Consolas" w:hAnsi="Consolas" w:cs="Consolas"/>
+          <w:color w:val="000000"/>
+          <w:sz w:val="14"/>
+          <w:szCs w:val="14"/>
+        </w:rPr>
+        <w:t>;</w:t>
+      </w:r>
+    </w:p>
+    <w:p>
+      <w:pPr>
+        <w:autoSpaceDE w:val="0"/>
+        <w:autoSpaceDN w:val="0"/>
+        <w:adjustRightInd w:val="0"/>
+        <w:spacing w:after="0" w:line="240" w:lineRule="auto"/>
+        <w:ind w:left="360"/>
+        <w:rPr>
+          <w:rFonts w:ascii="Consolas" w:hAnsi="Consolas" w:cs="Consolas"/>
+          <w:sz w:val="14"/>
+          <w:szCs w:val="14"/>
+        </w:rPr>
+      </w:pPr>
+      <w:r>
+        <w:rPr>
+          <w:rFonts w:ascii="Consolas" w:hAnsi="Consolas" w:cs="Consolas"/>
+          <w:b/>
+          <w:bCs/>
+          <w:color w:val="7F0055"/>
+          <w:sz w:val="14"/>
+          <w:szCs w:val="14"/>
+        </w:rPr>
+        <w:t>import</w:t>
+      </w:r>
+      <w:r>
+        <w:rPr>
+          <w:rFonts w:ascii="Consolas" w:hAnsi="Consolas" w:cs="Consolas"/>
+          <w:color w:val="000000"/>
+          <w:sz w:val="14"/>
+          <w:szCs w:val="14"/>
+        </w:rPr>
+        <w:t xml:space="preserve"> </w:t>
+      </w:r>
+      <w:proofErr w:type="spellStart"/>
+      <w:proofErr w:type="gramStart"/>
+      <w:r>
+        <w:rPr>
+          <w:rFonts w:ascii="Consolas" w:hAnsi="Consolas" w:cs="Consolas"/>
+          <w:color w:val="000000"/>
+          <w:sz w:val="14"/>
+          <w:szCs w:val="14"/>
+        </w:rPr>
+        <w:t>java.sql.ResultSet</w:t>
+      </w:r>
+      <w:proofErr w:type="spellEnd"/>
+      <w:proofErr w:type="gramEnd"/>
+      <w:r>
+        <w:rPr>
+          <w:rFonts w:ascii="Consolas" w:hAnsi="Consolas" w:cs="Consolas"/>
+          <w:color w:val="000000"/>
+          <w:sz w:val="14"/>
+          <w:szCs w:val="14"/>
+        </w:rPr>
+        <w:t>;</w:t>
+      </w:r>
+    </w:p>
+    <w:p>
+      <w:pPr>
+        <w:autoSpaceDE w:val="0"/>
+        <w:autoSpaceDN w:val="0"/>
+        <w:adjustRightInd w:val="0"/>
+        <w:spacing w:after="0" w:line="240" w:lineRule="auto"/>
+        <w:ind w:left="360"/>
+        <w:rPr>
+          <w:rFonts w:ascii="Consolas" w:hAnsi="Consolas" w:cs="Consolas"/>
+          <w:sz w:val="14"/>
+          <w:szCs w:val="14"/>
+        </w:rPr>
+      </w:pPr>
+      <w:r>
+        <w:rPr>
+          <w:rFonts w:ascii="Consolas" w:hAnsi="Consolas" w:cs="Consolas"/>
+          <w:b/>
+          <w:bCs/>
+          <w:color w:val="7F0055"/>
+          <w:sz w:val="14"/>
+          <w:szCs w:val="14"/>
+        </w:rPr>
+        <w:t>import</w:t>
+      </w:r>
+      <w:r>
+        <w:rPr>
+          <w:rFonts w:ascii="Consolas" w:hAnsi="Consolas" w:cs="Consolas"/>
+          <w:color w:val="000000"/>
+          <w:sz w:val="14"/>
+          <w:szCs w:val="14"/>
+        </w:rPr>
+        <w:t xml:space="preserve"> </w:t>
+      </w:r>
+      <w:proofErr w:type="spellStart"/>
+      <w:proofErr w:type="gramStart"/>
+      <w:r>
+        <w:rPr>
+          <w:rFonts w:ascii="Consolas" w:hAnsi="Consolas" w:cs="Consolas"/>
+          <w:color w:val="000000"/>
+          <w:sz w:val="14"/>
+          <w:szCs w:val="14"/>
+        </w:rPr>
+        <w:t>java.sql.SQLException</w:t>
+      </w:r>
+      <w:proofErr w:type="spellEnd"/>
+      <w:proofErr w:type="gramEnd"/>
+      <w:r>
+        <w:rPr>
+          <w:rFonts w:ascii="Consolas" w:hAnsi="Consolas" w:cs="Consolas"/>
+          <w:color w:val="000000"/>
+          <w:sz w:val="14"/>
+          <w:szCs w:val="14"/>
+        </w:rPr>
+        <w:t>;</w:t>
+      </w:r>
+    </w:p>
+    <w:p>
+      <w:pPr>
+        <w:autoSpaceDE w:val="0"/>
+        <w:autoSpaceDN w:val="0"/>
+        <w:adjustRightInd w:val="0"/>
+        <w:spacing w:after="0" w:line="240" w:lineRule="auto"/>
+        <w:ind w:left="360"/>
+        <w:rPr>
+          <w:rFonts w:ascii="Consolas" w:hAnsi="Consolas" w:cs="Consolas"/>
+          <w:sz w:val="14"/>
+          <w:szCs w:val="14"/>
+        </w:rPr>
+      </w:pPr>
+      <w:r>
+        <w:rPr>
+          <w:rFonts w:ascii="Consolas" w:hAnsi="Consolas" w:cs="Consolas"/>
+          <w:b/>
+          <w:bCs/>
+          <w:color w:val="7F0055"/>
+          <w:sz w:val="14"/>
+          <w:szCs w:val="14"/>
+        </w:rPr>
+        <w:t>import</w:t>
+      </w:r>
+      <w:r>
+        <w:rPr>
+          <w:rFonts w:ascii="Consolas" w:hAnsi="Consolas" w:cs="Consolas"/>
+          <w:color w:val="000000"/>
+          <w:sz w:val="14"/>
+          <w:szCs w:val="14"/>
+        </w:rPr>
+        <w:t xml:space="preserve"> </w:t>
+      </w:r>
+      <w:proofErr w:type="spellStart"/>
+      <w:proofErr w:type="gramStart"/>
+      <w:r>
+        <w:rPr>
+          <w:rFonts w:ascii="Consolas" w:hAnsi="Consolas" w:cs="Consolas"/>
+          <w:color w:val="000000"/>
+          <w:sz w:val="14"/>
+          <w:szCs w:val="14"/>
+        </w:rPr>
+        <w:t>java.sql.Statement</w:t>
+      </w:r>
+      <w:proofErr w:type="spellEnd"/>
+      <w:proofErr w:type="gramEnd"/>
+      <w:r>
+        <w:rPr>
+          <w:rFonts w:ascii="Consolas" w:hAnsi="Consolas" w:cs="Consolas"/>
+          <w:color w:val="000000"/>
+          <w:sz w:val="14"/>
+          <w:szCs w:val="14"/>
+        </w:rPr>
+        <w:t>;</w:t>
+      </w:r>
+    </w:p>
+    <w:p>
+      <w:pPr>
+        <w:autoSpaceDE w:val="0"/>
+        <w:autoSpaceDN w:val="0"/>
+        <w:adjustRightInd w:val="0"/>
+        <w:spacing w:after="0" w:line="240" w:lineRule="auto"/>
+        <w:ind w:left="360"/>
+        <w:rPr>
+          <w:rFonts w:ascii="Consolas" w:hAnsi="Consolas" w:cs="Consolas"/>
+          <w:sz w:val="14"/>
+          <w:szCs w:val="14"/>
+        </w:rPr>
+      </w:pPr>
+    </w:p>
+    <w:p>
+      <w:pPr>
+        <w:autoSpaceDE w:val="0"/>
+        <w:autoSpaceDN w:val="0"/>
+        <w:adjustRightInd w:val="0"/>
+        <w:spacing w:after="0" w:line="240" w:lineRule="auto"/>
+        <w:ind w:left="360"/>
+        <w:rPr>
+          <w:rFonts w:ascii="Consolas" w:hAnsi="Consolas" w:cs="Consolas"/>
+          <w:sz w:val="14"/>
+          <w:szCs w:val="14"/>
+        </w:rPr>
+      </w:pPr>
+      <w:r>
+        <w:rPr>
+          <w:rFonts w:ascii="Consolas" w:hAnsi="Consolas" w:cs="Consolas"/>
+          <w:color w:val="3F5FBF"/>
+          <w:sz w:val="14"/>
+          <w:szCs w:val="14"/>
+        </w:rPr>
+        <w:t>/**</w:t>
+      </w:r>
+    </w:p>
+    <w:p>
+      <w:pPr>
+        <w:autoSpaceDE w:val="0"/>
+        <w:autoSpaceDN w:val="0"/>
+        <w:adjustRightInd w:val="0"/>
+        <w:spacing w:after="0" w:line="240" w:lineRule="auto"/>
+        <w:ind w:left="360"/>
+        <w:rPr>
+          <w:rFonts w:ascii="Consolas" w:hAnsi="Consolas" w:cs="Consolas"/>
+          <w:sz w:val="14"/>
+          <w:szCs w:val="14"/>
+        </w:rPr>
+      </w:pPr>
+      <w:r>
+        <w:rPr>
+          <w:rFonts w:ascii="Consolas" w:hAnsi="Consolas" w:cs="Consolas"/>
+          <w:color w:val="3F5FBF"/>
+          <w:sz w:val="14"/>
+          <w:szCs w:val="14"/>
+        </w:rPr>
+        <w:t xml:space="preserve"> * Hello world!</w:t>
+      </w:r>
+    </w:p>
+    <w:p>
+      <w:pPr>
+        <w:autoSpaceDE w:val="0"/>
+        <w:autoSpaceDN w:val="0"/>
+        <w:adjustRightInd w:val="0"/>
+        <w:spacing w:after="0" w:line="240" w:lineRule="auto"/>
+        <w:ind w:left="360"/>
+        <w:rPr>
+          <w:rFonts w:ascii="Consolas" w:hAnsi="Consolas" w:cs="Consolas"/>
+          <w:sz w:val="14"/>
+          <w:szCs w:val="14"/>
+        </w:rPr>
+      </w:pPr>
+      <w:r>
+        <w:rPr>
+          <w:rFonts w:ascii="Consolas" w:hAnsi="Consolas" w:cs="Consolas"/>
+          <w:color w:val="3F5FBF"/>
+          <w:sz w:val="14"/>
+          <w:szCs w:val="14"/>
+        </w:rPr>
+        <w:t xml:space="preserve"> *</w:t>
+      </w:r>
+    </w:p>
+    <w:p>
+      <w:pPr>
+        <w:autoSpaceDE w:val="0"/>
+        <w:autoSpaceDN w:val="0"/>
+        <w:adjustRightInd w:val="0"/>
+        <w:spacing w:after="0" w:line="240" w:lineRule="auto"/>
+        <w:ind w:left="360"/>
+        <w:rPr>
+          <w:rFonts w:ascii="Consolas" w:hAnsi="Consolas" w:cs="Consolas"/>
+          <w:sz w:val="14"/>
+          <w:szCs w:val="14"/>
+        </w:rPr>
+      </w:pPr>
+      <w:r>
+        <w:rPr>
+          <w:rFonts w:ascii="Consolas" w:hAnsi="Consolas" w:cs="Consolas"/>
+          <w:color w:val="3F5FBF"/>
+          <w:sz w:val="14"/>
+          <w:szCs w:val="14"/>
+        </w:rPr>
+        <w:t xml:space="preserve"> */</w:t>
+      </w:r>
+    </w:p>
+    <w:p>
+      <w:pPr>
+        <w:autoSpaceDE w:val="0"/>
+        <w:autoSpaceDN w:val="0"/>
+        <w:adjustRightInd w:val="0"/>
+        <w:spacing w:after="0" w:line="240" w:lineRule="auto"/>
+        <w:ind w:left="360"/>
+        <w:rPr>
+          <w:rFonts w:ascii="Consolas" w:hAnsi="Consolas" w:cs="Consolas"/>
+          <w:sz w:val="14"/>
+          <w:szCs w:val="14"/>
+        </w:rPr>
+      </w:pPr>
+      <w:r>
+        <w:rPr>
+          <w:rFonts w:ascii="Consolas" w:hAnsi="Consolas" w:cs="Consolas"/>
+          <w:b/>
+          <w:bCs/>
+          <w:color w:val="7F0055"/>
+          <w:sz w:val="14"/>
+          <w:szCs w:val="14"/>
+        </w:rPr>
+        <w:t>public</w:t>
+      </w:r>
+      <w:r>
+        <w:rPr>
+          <w:rFonts w:ascii="Consolas" w:hAnsi="Consolas" w:cs="Consolas"/>
+          <w:color w:val="000000"/>
+          <w:sz w:val="14"/>
+          <w:szCs w:val="14"/>
+        </w:rPr>
+        <w:t xml:space="preserve"> </w:t>
+      </w:r>
+      <w:r>
+        <w:rPr>
+          <w:rFonts w:ascii="Consolas" w:hAnsi="Consolas" w:cs="Consolas"/>
+          <w:b/>
+          <w:bCs/>
+          <w:color w:val="7F0055"/>
+          <w:sz w:val="14"/>
+          <w:szCs w:val="14"/>
+        </w:rPr>
+        <w:t>class</w:t>
+      </w:r>
+      <w:r>
+        <w:rPr>
+          <w:rFonts w:ascii="Consolas" w:hAnsi="Consolas" w:cs="Consolas"/>
+          <w:color w:val="000000"/>
+          <w:sz w:val="14"/>
+          <w:szCs w:val="14"/>
+        </w:rPr>
+        <w:t xml:space="preserve"> App </w:t>
+      </w:r>
+    </w:p>
+    <w:p>
+      <w:pPr>
+        <w:autoSpaceDE w:val="0"/>
+        <w:autoSpaceDN w:val="0"/>
+        <w:adjustRightInd w:val="0"/>
+        <w:spacing w:after="0" w:line="240" w:lineRule="auto"/>
+        <w:ind w:left="360"/>
+        <w:rPr>
+          <w:rFonts w:ascii="Consolas" w:hAnsi="Consolas" w:cs="Consolas"/>
+          <w:sz w:val="14"/>
+          <w:szCs w:val="14"/>
+        </w:rPr>
+      </w:pPr>
+      <w:r>
+        <w:rPr>
+          <w:rFonts w:ascii="Consolas" w:hAnsi="Consolas" w:cs="Consolas"/>
+          <w:color w:val="000000"/>
+          <w:sz w:val="14"/>
+          <w:szCs w:val="14"/>
+        </w:rPr>
+        <w:t>{</w:t>
+      </w:r>
+    </w:p>
+    <w:p>
+      <w:pPr>
+        <w:autoSpaceDE w:val="0"/>
+        <w:autoSpaceDN w:val="0"/>
+        <w:adjustRightInd w:val="0"/>
+        <w:spacing w:after="0" w:line="240" w:lineRule="auto"/>
+        <w:ind w:left="360"/>
+        <w:rPr>
+          <w:rFonts w:ascii="Consolas" w:hAnsi="Consolas" w:cs="Consolas"/>
+          <w:sz w:val="14"/>
+          <w:szCs w:val="14"/>
+        </w:rPr>
+      </w:pPr>
+      <w:r>
+        <w:rPr>
+          <w:rFonts w:ascii="Consolas" w:hAnsi="Consolas" w:cs="Consolas"/>
+          <w:color w:val="000000"/>
+          <w:sz w:val="14"/>
+          <w:szCs w:val="14"/>
+        </w:rPr>
+        <w:t xml:space="preserve">    </w:t>
+      </w:r>
+      <w:r>
+        <w:rPr>
+          <w:rFonts w:ascii="Consolas" w:hAnsi="Consolas" w:cs="Consolas"/>
+          <w:b/>
+          <w:bCs/>
+          <w:color w:val="7F0055"/>
+          <w:sz w:val="14"/>
+          <w:szCs w:val="14"/>
+        </w:rPr>
+        <w:t>public</w:t>
+      </w:r>
+      <w:r>
+        <w:rPr>
+          <w:rFonts w:ascii="Consolas" w:hAnsi="Consolas" w:cs="Consolas"/>
+          <w:color w:val="000000"/>
+          <w:sz w:val="14"/>
+          <w:szCs w:val="14"/>
+        </w:rPr>
+        <w:t xml:space="preserve"> </w:t>
+      </w:r>
+      <w:r>
+        <w:rPr>
+          <w:rFonts w:ascii="Consolas" w:hAnsi="Consolas" w:cs="Consolas"/>
+          <w:b/>
+          <w:bCs/>
+          <w:color w:val="7F0055"/>
+          <w:sz w:val="14"/>
+          <w:szCs w:val="14"/>
+        </w:rPr>
+        <w:t>static</w:t>
+      </w:r>
+      <w:r>
+        <w:rPr>
+          <w:rFonts w:ascii="Consolas" w:hAnsi="Consolas" w:cs="Consolas"/>
+          <w:color w:val="000000"/>
+          <w:sz w:val="14"/>
+          <w:szCs w:val="14"/>
+        </w:rPr>
+        <w:t xml:space="preserve"> </w:t>
+      </w:r>
+      <w:r>
+        <w:rPr>
+          <w:rFonts w:ascii="Consolas" w:hAnsi="Consolas" w:cs="Consolas"/>
+          <w:b/>
+          <w:bCs/>
+          <w:color w:val="7F0055"/>
+          <w:sz w:val="14"/>
+          <w:szCs w:val="14"/>
+        </w:rPr>
+        <w:t>void</w:t>
+      </w:r>
+      <w:r>
+        <w:rPr>
+          <w:rFonts w:ascii="Consolas" w:hAnsi="Consolas" w:cs="Consolas"/>
+          <w:color w:val="000000"/>
+          <w:sz w:val="14"/>
+          <w:szCs w:val="14"/>
+        </w:rPr>
+        <w:t xml:space="preserve"> </w:t>
+      </w:r>
+      <w:proofErr w:type="gramStart"/>
+      <w:r>
+        <w:rPr>
+          <w:rFonts w:ascii="Consolas" w:hAnsi="Consolas" w:cs="Consolas"/>
+          <w:color w:val="000000"/>
+          <w:sz w:val="14"/>
+          <w:szCs w:val="14"/>
+        </w:rPr>
+        <w:t>main( String</w:t>
+      </w:r>
+      <w:proofErr w:type="gramEnd"/>
+      <w:r>
+        <w:rPr>
+          <w:rFonts w:ascii="Consolas" w:hAnsi="Consolas" w:cs="Consolas"/>
+          <w:color w:val="000000"/>
+          <w:sz w:val="14"/>
+          <w:szCs w:val="14"/>
+        </w:rPr>
+        <w:t xml:space="preserve">[] </w:t>
+      </w:r>
+      <w:proofErr w:type="spellStart"/>
+      <w:r>
+        <w:rPr>
+          <w:rFonts w:ascii="Consolas" w:hAnsi="Consolas" w:cs="Consolas"/>
+          <w:color w:val="6A3E3E"/>
+          <w:sz w:val="14"/>
+          <w:szCs w:val="14"/>
+        </w:rPr>
+        <w:t>args</w:t>
+      </w:r>
+      <w:proofErr w:type="spellEnd"/>
+      <w:r>
+        <w:rPr>
+          <w:rFonts w:ascii="Consolas" w:hAnsi="Consolas" w:cs="Consolas"/>
+          <w:color w:val="000000"/>
+          <w:sz w:val="14"/>
+          <w:szCs w:val="14"/>
+        </w:rPr>
+        <w:t xml:space="preserve"> ) </w:t>
+      </w:r>
+      <w:r>
+        <w:rPr>
+          <w:rFonts w:ascii="Consolas" w:hAnsi="Consolas" w:cs="Consolas"/>
+          <w:b/>
+          <w:bCs/>
+          <w:color w:val="7F0055"/>
+          <w:sz w:val="14"/>
+          <w:szCs w:val="14"/>
+        </w:rPr>
+        <w:t>throws</w:t>
+      </w:r>
+      <w:r>
+        <w:rPr>
+          <w:rFonts w:ascii="Consolas" w:hAnsi="Consolas" w:cs="Consolas"/>
+          <w:color w:val="000000"/>
+          <w:sz w:val="14"/>
+          <w:szCs w:val="14"/>
+        </w:rPr>
+        <w:t xml:space="preserve"> </w:t>
+      </w:r>
+      <w:proofErr w:type="spellStart"/>
+      <w:r>
+        <w:rPr>
+          <w:rFonts w:ascii="Consolas" w:hAnsi="Consolas" w:cs="Consolas"/>
+          <w:color w:val="000000"/>
+          <w:sz w:val="14"/>
+          <w:szCs w:val="14"/>
+        </w:rPr>
+        <w:t>SQLException</w:t>
+      </w:r>
+      <w:proofErr w:type="spellEnd"/>
+    </w:p>
+    <w:p>
+      <w:pPr>
+        <w:autoSpaceDE w:val="0"/>
+        <w:autoSpaceDN w:val="0"/>
+        <w:adjustRightInd w:val="0"/>
+        <w:spacing w:after="0" w:line="240" w:lineRule="auto"/>
+        <w:ind w:left="360"/>
+        <w:rPr>
+          <w:rFonts w:ascii="Consolas" w:hAnsi="Consolas" w:cs="Consolas"/>
+          <w:sz w:val="14"/>
+          <w:szCs w:val="14"/>
+        </w:rPr>
+      </w:pPr>
+      <w:r>
+        <w:rPr>
+          <w:rFonts w:ascii="Consolas" w:hAnsi="Consolas" w:cs="Consolas"/>
+          <w:color w:val="000000"/>
+          <w:sz w:val="14"/>
+          <w:szCs w:val="14"/>
+        </w:rPr>
+        <w:t xml:space="preserve">    {</w:t>
+      </w:r>
+    </w:p>
+    <w:p>
+      <w:pPr>
+        <w:autoSpaceDE w:val="0"/>
+        <w:autoSpaceDN w:val="0"/>
+        <w:adjustRightInd w:val="0"/>
+        <w:spacing w:after="0" w:line="240" w:lineRule="auto"/>
+        <w:ind w:left="360"/>
+        <w:rPr>
+          <w:rFonts w:ascii="Consolas" w:hAnsi="Consolas" w:cs="Consolas"/>
+          <w:sz w:val="14"/>
+          <w:szCs w:val="14"/>
+        </w:rPr>
+      </w:pPr>
+      <w:r>
+        <w:rPr>
+          <w:rFonts w:ascii="Consolas" w:hAnsi="Consolas" w:cs="Consolas"/>
+          <w:color w:val="000000"/>
+          <w:sz w:val="14"/>
+          <w:szCs w:val="14"/>
+        </w:rPr>
+        <w:t xml:space="preserve">        Connection </w:t>
+      </w:r>
+      <w:r>
+        <w:rPr>
+          <w:rFonts w:ascii="Consolas" w:hAnsi="Consolas" w:cs="Consolas"/>
+          <w:color w:val="6A3E3E"/>
+          <w:sz w:val="14"/>
+          <w:szCs w:val="14"/>
+        </w:rPr>
+        <w:t>con</w:t>
+      </w:r>
+      <w:r>
+        <w:rPr>
+          <w:rFonts w:ascii="Consolas" w:hAnsi="Consolas" w:cs="Consolas"/>
+          <w:color w:val="000000"/>
+          <w:sz w:val="14"/>
+          <w:szCs w:val="14"/>
+        </w:rPr>
+        <w:t xml:space="preserve"> = DriverManager.</w:t>
+      </w:r>
+      <w:r>
+        <w:rPr>
+          <w:rFonts w:ascii="Consolas" w:hAnsi="Consolas" w:cs="Consolas"/>
+          <w:i/>
+          <w:iCs/>
+          <w:color w:val="000000"/>
+          <w:sz w:val="14"/>
+          <w:szCs w:val="14"/>
+        </w:rPr>
+        <w:t>getConnection</w:t>
+      </w:r>
+      <w:r>
+        <w:rPr>
+          <w:rFonts w:ascii="Consolas" w:hAnsi="Consolas" w:cs="Consolas"/>
+          <w:color w:val="000000"/>
+          <w:sz w:val="14"/>
+          <w:szCs w:val="14"/>
+        </w:rPr>
+        <w:t>(</w:t>
+      </w:r>
+      <w:r>
+        <w:rPr>
+          <w:rFonts w:ascii="Consolas" w:hAnsi="Consolas" w:cs="Consolas"/>
+          <w:color w:val="2A00FF"/>
+          <w:sz w:val="14"/>
+          <w:szCs w:val="14"/>
+        </w:rPr>
+        <w:t>"</w:t>
+      </w:r>
+      <w:proofErr w:type="gramStart"/>
+      <w:r>
+        <w:rPr>
+          <w:rFonts w:ascii="Consolas" w:hAnsi="Consolas" w:cs="Consolas"/>
+          <w:color w:val="2A00FF"/>
+          <w:sz w:val="14"/>
+          <w:szCs w:val="14"/>
+        </w:rPr>
+        <w:t>jdbc:mysql://localhost:3306/bank"</w:t>
+      </w:r>
+      <w:r>
+        <w:rPr>
+          <w:rFonts w:ascii="Consolas" w:hAnsi="Consolas" w:cs="Consolas"/>
+          <w:color w:val="000000"/>
+          <w:sz w:val="14"/>
+          <w:szCs w:val="14"/>
+        </w:rPr>
+        <w:t>,</w:t>
+      </w:r>
+      <w:r>
+        <w:rPr>
+          <w:rFonts w:ascii="Consolas" w:hAnsi="Consolas" w:cs="Consolas"/>
+          <w:color w:val="2A00FF"/>
+          <w:sz w:val="14"/>
+          <w:szCs w:val="14"/>
+        </w:rPr>
+        <w:t>"root</w:t>
+      </w:r>
+      <w:proofErr w:type="gramEnd"/>
+      <w:r>
+        <w:rPr>
+          <w:rFonts w:ascii="Consolas" w:hAnsi="Consolas" w:cs="Consolas"/>
+          <w:color w:val="2A00FF"/>
+          <w:sz w:val="14"/>
+          <w:szCs w:val="14"/>
+        </w:rPr>
+        <w:t>"</w:t>
+      </w:r>
+      <w:r>
+        <w:rPr>
+          <w:rFonts w:ascii="Consolas" w:hAnsi="Consolas" w:cs="Consolas"/>
+          <w:color w:val="000000"/>
+          <w:sz w:val="14"/>
+          <w:szCs w:val="14"/>
+        </w:rPr>
+        <w:t>,</w:t>
+      </w:r>
+      <w:r>
+        <w:rPr>
+          <w:rFonts w:ascii="Consolas" w:hAnsi="Consolas" w:cs="Consolas"/>
+          <w:color w:val="2A00FF"/>
+          <w:sz w:val="14"/>
+          <w:szCs w:val="14"/>
+        </w:rPr>
+        <w:t>""</w:t>
+      </w:r>
+      <w:r>
+        <w:rPr>
+          <w:rFonts w:ascii="Consolas" w:hAnsi="Consolas" w:cs="Consolas"/>
+          <w:color w:val="000000"/>
+          <w:sz w:val="14"/>
+          <w:szCs w:val="14"/>
+        </w:rPr>
+        <w:t>);</w:t>
+      </w:r>
+    </w:p>
+    <w:p>
+      <w:pPr>
+        <w:autoSpaceDE w:val="0"/>
+        <w:autoSpaceDN w:val="0"/>
+        <w:adjustRightInd w:val="0"/>
+        <w:spacing w:after="0" w:line="240" w:lineRule="auto"/>
+        <w:ind w:left="360"/>
+        <w:rPr>
+          <w:rFonts w:ascii="Consolas" w:hAnsi="Consolas" w:cs="Consolas"/>
+          <w:sz w:val="14"/>
+          <w:szCs w:val="14"/>
+        </w:rPr>
+      </w:pPr>
+      <w:r>
+        <w:rPr>
+          <w:rFonts w:ascii="Consolas" w:hAnsi="Consolas" w:cs="Consolas"/>
+          <w:color w:val="000000"/>
+          <w:sz w:val="14"/>
+          <w:szCs w:val="14"/>
+        </w:rPr>
+        <w:t xml:space="preserve">        Statement </w:t>
+      </w:r>
+      <w:proofErr w:type="spellStart"/>
+      <w:r>
+        <w:rPr>
+          <w:rFonts w:ascii="Consolas" w:hAnsi="Consolas" w:cs="Consolas"/>
+          <w:color w:val="6A3E3E"/>
+          <w:sz w:val="14"/>
+          <w:szCs w:val="14"/>
+        </w:rPr>
+        <w:t>st</w:t>
+      </w:r>
+      <w:proofErr w:type="spellEnd"/>
+      <w:r>
+        <w:rPr>
+          <w:rFonts w:ascii="Consolas" w:hAnsi="Consolas" w:cs="Consolas"/>
+          <w:color w:val="000000"/>
+          <w:sz w:val="14"/>
+          <w:szCs w:val="14"/>
+        </w:rPr>
+        <w:t xml:space="preserve"> = </w:t>
+      </w:r>
+      <w:proofErr w:type="spellStart"/>
+      <w:proofErr w:type="gramStart"/>
+      <w:r>
+        <w:rPr>
+          <w:rFonts w:ascii="Consolas" w:hAnsi="Consolas" w:cs="Consolas"/>
+          <w:color w:val="6A3E3E"/>
+          <w:sz w:val="14"/>
+          <w:szCs w:val="14"/>
+        </w:rPr>
+        <w:t>con</w:t>
+      </w:r>
+      <w:r>
+        <w:rPr>
+          <w:rFonts w:ascii="Consolas" w:hAnsi="Consolas" w:cs="Consolas"/>
+          <w:color w:val="000000"/>
+          <w:sz w:val="14"/>
+          <w:szCs w:val="14"/>
+        </w:rPr>
+        <w:t>.createStatement</w:t>
+      </w:r>
+      <w:proofErr w:type="spellEnd"/>
+      <w:proofErr w:type="gramEnd"/>
+      <w:r>
+        <w:rPr>
+          <w:rFonts w:ascii="Consolas" w:hAnsi="Consolas" w:cs="Consolas"/>
+          <w:color w:val="000000"/>
+          <w:sz w:val="14"/>
+          <w:szCs w:val="14"/>
+        </w:rPr>
+        <w:t>();</w:t>
+      </w:r>
+    </w:p>
+    <w:p>
+      <w:pPr>
+        <w:autoSpaceDE w:val="0"/>
+        <w:autoSpaceDN w:val="0"/>
+        <w:adjustRightInd w:val="0"/>
+        <w:spacing w:after="0" w:line="240" w:lineRule="auto"/>
+        <w:ind w:left="360"/>
+        <w:rPr>
+          <w:rFonts w:ascii="Consolas" w:hAnsi="Consolas" w:cs="Consolas"/>
+          <w:sz w:val="14"/>
+          <w:szCs w:val="14"/>
+        </w:rPr>
+      </w:pPr>
+      <w:r>
+        <w:rPr>
+          <w:rFonts w:ascii="Consolas" w:hAnsi="Consolas" w:cs="Consolas"/>
+          <w:color w:val="000000"/>
+          <w:sz w:val="14"/>
+          <w:szCs w:val="14"/>
+        </w:rPr>
+        <w:t xml:space="preserve">        </w:t>
+      </w:r>
+      <w:proofErr w:type="spellStart"/>
+      <w:r>
+        <w:rPr>
+          <w:rFonts w:ascii="Consolas" w:hAnsi="Consolas" w:cs="Consolas"/>
+          <w:color w:val="000000"/>
+          <w:sz w:val="14"/>
+          <w:szCs w:val="14"/>
+        </w:rPr>
+        <w:t>ResultSet</w:t>
+      </w:r>
+      <w:proofErr w:type="spellEnd"/>
+      <w:r>
+        <w:rPr>
+          <w:rFonts w:ascii="Consolas" w:hAnsi="Consolas" w:cs="Consolas"/>
+          <w:color w:val="000000"/>
+          <w:sz w:val="14"/>
+          <w:szCs w:val="14"/>
+        </w:rPr>
+        <w:t xml:space="preserve"> </w:t>
+      </w:r>
+      <w:proofErr w:type="spellStart"/>
+      <w:r>
+        <w:rPr>
+          <w:rFonts w:ascii="Consolas" w:hAnsi="Consolas" w:cs="Consolas"/>
+          <w:color w:val="6A3E3E"/>
+          <w:sz w:val="14"/>
+          <w:szCs w:val="14"/>
+        </w:rPr>
+        <w:t>rs</w:t>
+      </w:r>
+      <w:proofErr w:type="spellEnd"/>
+      <w:r>
+        <w:rPr>
+          <w:rFonts w:ascii="Consolas" w:hAnsi="Consolas" w:cs="Consolas"/>
+          <w:color w:val="000000"/>
+          <w:sz w:val="14"/>
+          <w:szCs w:val="14"/>
+        </w:rPr>
+        <w:t xml:space="preserve"> = </w:t>
+      </w:r>
+      <w:proofErr w:type="spellStart"/>
+      <w:proofErr w:type="gramStart"/>
+      <w:r>
+        <w:rPr>
+          <w:rFonts w:ascii="Consolas" w:hAnsi="Consolas" w:cs="Consolas"/>
+          <w:color w:val="6A3E3E"/>
+          <w:sz w:val="14"/>
+          <w:szCs w:val="14"/>
+        </w:rPr>
+        <w:t>st</w:t>
+      </w:r>
+      <w:r>
+        <w:rPr>
+          <w:rFonts w:ascii="Consolas" w:hAnsi="Consolas" w:cs="Consolas"/>
+          <w:color w:val="000000"/>
+          <w:sz w:val="14"/>
+          <w:szCs w:val="14"/>
+        </w:rPr>
+        <w:t>.executeQuery</w:t>
+      </w:r>
+      <w:proofErr w:type="spellEnd"/>
+      <w:proofErr w:type="gramEnd"/>
+      <w:r>
+        <w:rPr>
+          <w:rFonts w:ascii="Consolas" w:hAnsi="Consolas" w:cs="Consolas"/>
+          <w:color w:val="000000"/>
+          <w:sz w:val="14"/>
+          <w:szCs w:val="14"/>
+        </w:rPr>
+        <w:t>(</w:t>
+      </w:r>
+      <w:r>
+        <w:rPr>
+          <w:rFonts w:ascii="Consolas" w:hAnsi="Consolas" w:cs="Consolas"/>
+          <w:color w:val="2A00FF"/>
+          <w:sz w:val="14"/>
+          <w:szCs w:val="14"/>
+        </w:rPr>
+        <w:t>"SELECT * FROM BRANCH"</w:t>
+      </w:r>
+      <w:r>
+        <w:rPr>
+          <w:rFonts w:ascii="Consolas" w:hAnsi="Consolas" w:cs="Consolas"/>
+          <w:color w:val="000000"/>
+          <w:sz w:val="14"/>
+          <w:szCs w:val="14"/>
+        </w:rPr>
+        <w:t>);</w:t>
+      </w:r>
+    </w:p>
+    <w:p>
+      <w:pPr>
+        <w:autoSpaceDE w:val="0"/>
+        <w:autoSpaceDN w:val="0"/>
+        <w:adjustRightInd w:val="0"/>
+        <w:spacing w:after="0" w:line="240" w:lineRule="auto"/>
+        <w:ind w:left="360"/>
+        <w:rPr>
+          <w:rFonts w:ascii="Consolas" w:hAnsi="Consolas" w:cs="Consolas"/>
+          <w:sz w:val="14"/>
+          <w:szCs w:val="14"/>
+        </w:rPr>
+      </w:pPr>
+      <w:r>
+        <w:rPr>
+          <w:rFonts w:ascii="Consolas" w:hAnsi="Consolas" w:cs="Consolas"/>
+          <w:color w:val="000000"/>
+          <w:sz w:val="14"/>
+          <w:szCs w:val="14"/>
+        </w:rPr>
+        <w:t xml:space="preserve">        </w:t>
+      </w:r>
+      <w:r>
+        <w:rPr>
+          <w:rFonts w:ascii="Consolas" w:hAnsi="Consolas" w:cs="Consolas"/>
+          <w:b/>
+          <w:bCs/>
+          <w:color w:val="7F0055"/>
+          <w:sz w:val="14"/>
+          <w:szCs w:val="14"/>
+        </w:rPr>
+        <w:t>while</w:t>
+      </w:r>
+      <w:r>
+        <w:rPr>
+          <w:rFonts w:ascii="Consolas" w:hAnsi="Consolas" w:cs="Consolas"/>
+          <w:color w:val="000000"/>
+          <w:sz w:val="14"/>
+          <w:szCs w:val="14"/>
+        </w:rPr>
+        <w:t>(</w:t>
+      </w:r>
+      <w:proofErr w:type="spellStart"/>
+      <w:proofErr w:type="gramStart"/>
+      <w:r>
+        <w:rPr>
+          <w:rFonts w:ascii="Consolas" w:hAnsi="Consolas" w:cs="Consolas"/>
+          <w:color w:val="6A3E3E"/>
+          <w:sz w:val="14"/>
+          <w:szCs w:val="14"/>
+        </w:rPr>
+        <w:t>rs</w:t>
+      </w:r>
+      <w:r>
+        <w:rPr>
+          <w:rFonts w:ascii="Consolas" w:hAnsi="Consolas" w:cs="Consolas"/>
+          <w:color w:val="000000"/>
+          <w:sz w:val="14"/>
+          <w:szCs w:val="14"/>
+        </w:rPr>
+        <w:t>.next</w:t>
+      </w:r>
+      <w:proofErr w:type="spellEnd"/>
+      <w:proofErr w:type="gramEnd"/>
+      <w:r>
+        <w:rPr>
+          <w:rFonts w:ascii="Consolas" w:hAnsi="Consolas" w:cs="Consolas"/>
+          <w:color w:val="000000"/>
+          <w:sz w:val="14"/>
+          <w:szCs w:val="14"/>
+        </w:rPr>
+        <w:t>())</w:t>
+      </w:r>
+    </w:p>
+    <w:p>
+      <w:pPr>
+        <w:autoSpaceDE w:val="0"/>
+        <w:autoSpaceDN w:val="0"/>
+        <w:adjustRightInd w:val="0"/>
+        <w:spacing w:after="0" w:line="240" w:lineRule="auto"/>
+        <w:ind w:left="360"/>
+        <w:rPr>
+          <w:rFonts w:ascii="Consolas" w:hAnsi="Consolas" w:cs="Consolas"/>
+          <w:sz w:val="14"/>
+          <w:szCs w:val="14"/>
+        </w:rPr>
+      </w:pPr>
+      <w:r>
+        <w:rPr>
+          <w:rFonts w:ascii="Consolas" w:hAnsi="Consolas" w:cs="Consolas"/>
+          <w:color w:val="000000"/>
+          <w:sz w:val="14"/>
+          <w:szCs w:val="14"/>
+        </w:rPr>
+        <w:t xml:space="preserve">        {</w:t>
+      </w:r>
+    </w:p>
+    <w:p>
+      <w:pPr>
+        <w:autoSpaceDE w:val="0"/>
+        <w:autoSpaceDN w:val="0"/>
+        <w:adjustRightInd w:val="0"/>
+        <w:spacing w:after="0" w:line="240" w:lineRule="auto"/>
+        <w:ind w:left="360"/>
+        <w:rPr>
+          <w:rFonts w:ascii="Consolas" w:hAnsi="Consolas" w:cs="Consolas"/>
+          <w:sz w:val="14"/>
+          <w:szCs w:val="14"/>
+        </w:rPr>
+      </w:pPr>
+      <w:r>
+        <w:rPr>
+          <w:rFonts w:ascii="Consolas" w:hAnsi="Consolas" w:cs="Consolas"/>
+          <w:color w:val="000000"/>
+          <w:sz w:val="14"/>
+          <w:szCs w:val="14"/>
+        </w:rPr>
+        <w:t xml:space="preserve">        </w:t>
+      </w:r>
+      <w:r>
+        <w:rPr>
+          <w:rFonts w:ascii="Consolas" w:hAnsi="Consolas" w:cs="Consolas"/>
+          <w:color w:val="000000"/>
+          <w:sz w:val="14"/>
+          <w:szCs w:val="14"/>
+        </w:rPr>
+        <w:tab/>
+        <w:t>System.</w:t>
+      </w:r>
+      <w:r>
+        <w:rPr>
+          <w:rFonts w:ascii="Consolas" w:hAnsi="Consolas" w:cs="Consolas"/>
+          <w:b/>
+          <w:bCs/>
+          <w:i/>
+          <w:iCs/>
+          <w:color w:val="0000C0"/>
+          <w:sz w:val="14"/>
+          <w:szCs w:val="14"/>
+        </w:rPr>
+        <w:t>out</w:t>
+      </w:r>
+      <w:r>
+        <w:rPr>
+          <w:rFonts w:ascii="Consolas" w:hAnsi="Consolas" w:cs="Consolas"/>
+          <w:color w:val="000000"/>
+          <w:sz w:val="14"/>
+          <w:szCs w:val="14"/>
+        </w:rPr>
+        <w:t>.printf(</w:t>
+      </w:r>
+      <w:r>
+        <w:rPr>
+          <w:rFonts w:ascii="Consolas" w:hAnsi="Consolas" w:cs="Consolas"/>
+          <w:color w:val="2A00FF"/>
+          <w:sz w:val="14"/>
+          <w:szCs w:val="14"/>
+        </w:rPr>
+        <w:t>"%-8s\n%-25s%-20s</w:t>
+      </w:r>
+      <w:proofErr w:type="gramStart"/>
+      <w:r>
+        <w:rPr>
+          <w:rFonts w:ascii="Consolas" w:hAnsi="Consolas" w:cs="Consolas"/>
+          <w:color w:val="2A00FF"/>
+          <w:sz w:val="14"/>
+          <w:szCs w:val="14"/>
+        </w:rPr>
+        <w:t>"</w:t>
+      </w:r>
+      <w:r>
+        <w:rPr>
+          <w:rFonts w:ascii="Consolas" w:hAnsi="Consolas" w:cs="Consolas"/>
+          <w:color w:val="000000"/>
+          <w:sz w:val="14"/>
+          <w:szCs w:val="14"/>
+        </w:rPr>
+        <w:t>,</w:t>
+      </w:r>
+      <w:r>
+        <w:rPr>
+          <w:rFonts w:ascii="Consolas" w:hAnsi="Consolas" w:cs="Consolas"/>
+          <w:color w:val="6A3E3E"/>
+          <w:sz w:val="14"/>
+          <w:szCs w:val="14"/>
+        </w:rPr>
+        <w:t>rs</w:t>
+      </w:r>
+      <w:proofErr w:type="gramEnd"/>
+      <w:r>
+        <w:rPr>
+          <w:rFonts w:ascii="Consolas" w:hAnsi="Consolas" w:cs="Consolas"/>
+          <w:color w:val="000000"/>
+          <w:sz w:val="14"/>
+          <w:szCs w:val="14"/>
+        </w:rPr>
+        <w:t>.getString(1),</w:t>
+      </w:r>
+      <w:r>
+        <w:rPr>
+          <w:rFonts w:ascii="Consolas" w:hAnsi="Consolas" w:cs="Consolas"/>
+          <w:color w:val="6A3E3E"/>
+          <w:sz w:val="14"/>
+          <w:szCs w:val="14"/>
+        </w:rPr>
+        <w:t>rs</w:t>
+      </w:r>
+      <w:r>
+        <w:rPr>
+          <w:rFonts w:ascii="Consolas" w:hAnsi="Consolas" w:cs="Consolas"/>
+          <w:color w:val="000000"/>
+          <w:sz w:val="14"/>
+          <w:szCs w:val="14"/>
+        </w:rPr>
+        <w:t>.getString(2),</w:t>
+      </w:r>
+      <w:r>
+        <w:rPr>
+          <w:rFonts w:ascii="Consolas" w:hAnsi="Consolas" w:cs="Consolas"/>
+          <w:color w:val="6A3E3E"/>
+          <w:sz w:val="14"/>
+          <w:szCs w:val="14"/>
+        </w:rPr>
+        <w:t>rs</w:t>
+      </w:r>
+      <w:r>
+        <w:rPr>
+          <w:rFonts w:ascii="Consolas" w:hAnsi="Consolas" w:cs="Consolas"/>
+          <w:color w:val="000000"/>
+          <w:sz w:val="14"/>
+          <w:szCs w:val="14"/>
+        </w:rPr>
+        <w:t>.getString(3));</w:t>
+      </w:r>
+    </w:p>
+    <w:p>
+      <w:pPr>
+        <w:autoSpaceDE w:val="0"/>
+        <w:autoSpaceDN w:val="0"/>
+        <w:adjustRightInd w:val="0"/>
+        <w:spacing w:after="0" w:line="240" w:lineRule="auto"/>
+        <w:ind w:left="360"/>
+        <w:rPr>
+          <w:rFonts w:ascii="Consolas" w:hAnsi="Consolas" w:cs="Consolas"/>
+          <w:sz w:val="14"/>
+          <w:szCs w:val="14"/>
+        </w:rPr>
+      </w:pPr>
+      <w:r>
+        <w:rPr>
+          <w:rFonts w:ascii="Consolas" w:hAnsi="Consolas" w:cs="Consolas"/>
+          <w:color w:val="000000"/>
+          <w:sz w:val="14"/>
+          <w:szCs w:val="14"/>
+        </w:rPr>
+        <w:t xml:space="preserve">        }</w:t>
+      </w:r>
+    </w:p>
+    <w:p>
+      <w:pPr>
+        <w:autoSpaceDE w:val="0"/>
+        <w:autoSpaceDN w:val="0"/>
+        <w:adjustRightInd w:val="0"/>
+        <w:spacing w:after="0" w:line="240" w:lineRule="auto"/>
+        <w:ind w:left="360"/>
+        <w:rPr>
+          <w:rFonts w:ascii="Consolas" w:hAnsi="Consolas" w:cs="Consolas"/>
+          <w:sz w:val="14"/>
+          <w:szCs w:val="14"/>
+        </w:rPr>
+      </w:pPr>
+      <w:r>
+        <w:rPr>
+          <w:rFonts w:ascii="Consolas" w:hAnsi="Consolas" w:cs="Consolas"/>
+          <w:color w:val="000000"/>
+          <w:sz w:val="14"/>
+          <w:szCs w:val="14"/>
+        </w:rPr>
+        <w:t xml:space="preserve">        </w:t>
+      </w:r>
+      <w:proofErr w:type="spellStart"/>
+      <w:proofErr w:type="gramStart"/>
+      <w:r>
+        <w:rPr>
+          <w:rFonts w:ascii="Consolas" w:hAnsi="Consolas" w:cs="Consolas"/>
+          <w:color w:val="6A3E3E"/>
+          <w:sz w:val="14"/>
+          <w:szCs w:val="14"/>
+        </w:rPr>
+        <w:t>con</w:t>
+      </w:r>
+      <w:r>
+        <w:rPr>
+          <w:rFonts w:ascii="Consolas" w:hAnsi="Consolas" w:cs="Consolas"/>
+          <w:color w:val="000000"/>
+          <w:sz w:val="14"/>
+          <w:szCs w:val="14"/>
+        </w:rPr>
+        <w:t>.close</w:t>
+      </w:r>
+      <w:proofErr w:type="spellEnd"/>
+      <w:proofErr w:type="gramEnd"/>
+      <w:r>
+        <w:rPr>
+          <w:rFonts w:ascii="Consolas" w:hAnsi="Consolas" w:cs="Consolas"/>
+          <w:color w:val="000000"/>
+          <w:sz w:val="14"/>
+          <w:szCs w:val="14"/>
+        </w:rPr>
+        <w:t>();</w:t>
+      </w:r>
+    </w:p>
+    <w:p>
+      <w:pPr>
+        <w:autoSpaceDE w:val="0"/>
+        <w:autoSpaceDN w:val="0"/>
+        <w:adjustRightInd w:val="0"/>
+        <w:spacing w:after="0" w:line="240" w:lineRule="auto"/>
+        <w:ind w:left="360"/>
+        <w:rPr>
+          <w:rFonts w:ascii="Consolas" w:hAnsi="Consolas" w:cs="Consolas"/>
+          <w:sz w:val="14"/>
+          <w:szCs w:val="14"/>
+        </w:rPr>
+      </w:pPr>
+      <w:r>
+        <w:rPr>
+          <w:rFonts w:ascii="Consolas" w:hAnsi="Consolas" w:cs="Consolas"/>
+          <w:color w:val="000000"/>
+          <w:sz w:val="14"/>
+          <w:szCs w:val="14"/>
+        </w:rPr>
+        <w:t xml:space="preserve">    }</w:t>
+      </w:r>
+    </w:p>
+    <w:p>
+      <w:pPr>
+        <w:autoSpaceDE w:val="0"/>
+        <w:autoSpaceDN w:val="0"/>
+        <w:adjustRightInd w:val="0"/>
+        <w:spacing w:after="0" w:line="240" w:lineRule="auto"/>
+        <w:ind w:left="360"/>
+        <w:rPr>
+          <w:rFonts w:ascii="Consolas" w:hAnsi="Consolas" w:cs="Consolas"/>
+          <w:sz w:val="14"/>
+          <w:szCs w:val="14"/>
+        </w:rPr>
+      </w:pPr>
+      <w:r>
+        <w:rPr>
+          <w:rFonts w:ascii="Consolas" w:hAnsi="Consolas" w:cs="Consolas"/>
+          <w:color w:val="000000"/>
+          <w:sz w:val="14"/>
+          <w:szCs w:val="14"/>
+        </w:rPr>
+        <w:t>}</w:t>
+      </w:r>
+    </w:p>
+    <w:p/>
     <w:p/>
     <w:sectPr>
       <w:pgSz w:w="11906" w:h="16838"/>
@@ -4812,6 +6634,95 @@
     </w:lvl>
   </w:abstractNum>
   <w:abstractNum w:abstractNumId="11" w15:restartNumberingAfterBreak="0">
+    <w:nsid w:val="510A457E"/>
+    <w:multiLevelType w:val="hybridMultilevel"/>
+    <w:tmpl w:val="5F2210F2"/>
+    <w:lvl w:ilvl="0" w:tplc="40090011">
+      <w:start w:val="1"/>
+      <w:numFmt w:val="decimal"/>
+      <w:lvlText w:val="%1)"/>
+      <w:lvlJc w:val="left"/>
+      <w:pPr>
+        <w:ind w:left="720" w:hanging="360"/>
+      </w:pPr>
+      <w:rPr>
+        <w:rFonts w:hint="default"/>
+      </w:rPr>
+    </w:lvl>
+    <w:lvl w:ilvl="1" w:tplc="40090019" w:tentative="1">
+      <w:start w:val="1"/>
+      <w:numFmt w:val="lowerLetter"/>
+      <w:lvlText w:val="%2."/>
+      <w:lvlJc w:val="left"/>
+      <w:pPr>
+        <w:ind w:left="1440" w:hanging="360"/>
+      </w:pPr>
+    </w:lvl>
+    <w:lvl w:ilvl="2" w:tplc="4009001B" w:tentative="1">
+      <w:start w:val="1"/>
+      <w:numFmt w:val="lowerRoman"/>
+      <w:lvlText w:val="%3."/>
+      <w:lvlJc w:val="right"/>
+      <w:pPr>
+        <w:ind w:left="2160" w:hanging="180"/>
+      </w:pPr>
+    </w:lvl>
+    <w:lvl w:ilvl="3" w:tplc="4009000F" w:tentative="1">
+      <w:start w:val="1"/>
+      <w:numFmt w:val="decimal"/>
+      <w:lvlText w:val="%4."/>
+      <w:lvlJc w:val="left"/>
+      <w:pPr>
+        <w:ind w:left="2880" w:hanging="360"/>
+      </w:pPr>
+    </w:lvl>
+    <w:lvl w:ilvl="4" w:tplc="40090019" w:tentative="1">
+      <w:start w:val="1"/>
+      <w:numFmt w:val="lowerLetter"/>
+      <w:lvlText w:val="%5."/>
+      <w:lvlJc w:val="left"/>
+      <w:pPr>
+        <w:ind w:left="3600" w:hanging="360"/>
+      </w:pPr>
+    </w:lvl>
+    <w:lvl w:ilvl="5" w:tplc="4009001B" w:tentative="1">
+      <w:start w:val="1"/>
+      <w:numFmt w:val="lowerRoman"/>
+      <w:lvlText w:val="%6."/>
+      <w:lvlJc w:val="right"/>
+      <w:pPr>
+        <w:ind w:left="4320" w:hanging="180"/>
+      </w:pPr>
+    </w:lvl>
+    <w:lvl w:ilvl="6" w:tplc="4009000F" w:tentative="1">
+      <w:start w:val="1"/>
+      <w:numFmt w:val="decimal"/>
+      <w:lvlText w:val="%7."/>
+      <w:lvlJc w:val="left"/>
+      <w:pPr>
+        <w:ind w:left="5040" w:hanging="360"/>
+      </w:pPr>
+    </w:lvl>
+    <w:lvl w:ilvl="7" w:tplc="40090019" w:tentative="1">
+      <w:start w:val="1"/>
+      <w:numFmt w:val="lowerLetter"/>
+      <w:lvlText w:val="%8."/>
+      <w:lvlJc w:val="left"/>
+      <w:pPr>
+        <w:ind w:left="5760" w:hanging="360"/>
+      </w:pPr>
+    </w:lvl>
+    <w:lvl w:ilvl="8" w:tplc="4009001B" w:tentative="1">
+      <w:start w:val="1"/>
+      <w:numFmt w:val="lowerRoman"/>
+      <w:lvlText w:val="%9."/>
+      <w:lvlJc w:val="right"/>
+      <w:pPr>
+        <w:ind w:left="6480" w:hanging="180"/>
+      </w:pPr>
+    </w:lvl>
+  </w:abstractNum>
+  <w:abstractNum w:abstractNumId="12" w15:restartNumberingAfterBreak="0">
     <w:nsid w:val="5D125393"/>
     <w:multiLevelType w:val="hybridMultilevel"/>
     <w:tmpl w:val="344EECD2"/>
@@ -4900,7 +6811,7 @@
       </w:pPr>
     </w:lvl>
   </w:abstractNum>
-  <w:abstractNum w:abstractNumId="12" w15:restartNumberingAfterBreak="0">
+  <w:abstractNum w:abstractNumId="13" w15:restartNumberingAfterBreak="0">
     <w:nsid w:val="6C914440"/>
     <w:multiLevelType w:val="hybridMultilevel"/>
     <w:tmpl w:val="0F76862A"/>
@@ -5002,10 +6913,10 @@
     <w:abstractNumId w:val="6"/>
   </w:num>
   <w:num w:numId="5">
-    <w:abstractNumId w:val="11"/>
+    <w:abstractNumId w:val="12"/>
   </w:num>
   <w:num w:numId="6">
-    <w:abstractNumId w:val="12"/>
+    <w:abstractNumId w:val="13"/>
   </w:num>
   <w:num w:numId="7">
     <w:abstractNumId w:val="3"/>
@@ -5027,6 +6938,9 @@
   </w:num>
   <w:num w:numId="13">
     <w:abstractNumId w:val="4"/>
+  </w:num>
+  <w:num w:numId="14">
+    <w:abstractNumId w:val="11"/>
   </w:num>
 </w:numbering>
 </file>

--- a/notes_28Apr2023.docx
+++ b/notes_28Apr2023.docx
@@ -5497,7 +5497,33 @@
         <w:t>}</w:t>
       </w:r>
     </w:p>
-    <w:p/>
+    <w:p>
+      <w:pPr>
+        <w:pBdr>
+          <w:bottom w:val="single" w:sz="6" w:space="1" w:color="auto"/>
+        </w:pBdr>
+      </w:pPr>
+    </w:p>
+    <w:p>
+      <w:proofErr w:type="spellStart"/>
+      <w:proofErr w:type="gramStart"/>
+      <w:r>
+        <w:t>Lets</w:t>
+      </w:r>
+      <w:proofErr w:type="spellEnd"/>
+      <w:proofErr w:type="gramEnd"/>
+      <w:r>
+        <w:t xml:space="preserve"> start </w:t>
+      </w:r>
+      <w:proofErr w:type="spellStart"/>
+      <w:r>
+        <w:t>sonarqube</w:t>
+      </w:r>
+      <w:proofErr w:type="spellEnd"/>
+      <w:r>
+        <w:t xml:space="preserve"> demo:</w:t>
+      </w:r>
+    </w:p>
     <w:p/>
     <w:sectPr>
       <w:pgSz w:w="11906" w:h="16838"/>
